--- a/dist/downloads/manuscripts_en/p5_china_en.docx
+++ b/dist/downloads/manuscripts_en/p5_china_en.docx
@@ -26,7 +26,7 @@
         <w:t xml:space="preserve"> </w:t>
       </w:r>
       <w:r>
-        <w:t xml:space="preserve">· College of Economics, Can Tho University · huongp1323001@gstudent.ctu.edu.vn · ORCID:</w:t>
+        <w:t xml:space="preserve">· School of Economics, Can Tho University · huongp1323001@gstudent.ctu.edu.vn · ORCID:</w:t>
       </w:r>
       <w:r>
         <w:t xml:space="preserve"> </w:t>
@@ -63,7 +63,7 @@
         <w:t xml:space="preserve"> </w:t>
       </w:r>
       <w:r>
-        <w:t xml:space="preserve">· College of Economics, Can Tho University · patu@ctu.edu.vn · ORCID:</w:t>
+        <w:t xml:space="preserve">· School of Economics, Can Tho University · patu@ctu.edu.vn · ORCID:</w:t>
       </w:r>
       <w:r>
         <w:t xml:space="preserve"> </w:t>
@@ -165,7 +165,7 @@
         <w:t xml:space="preserve"> </w:t>
       </w:r>
       <w:r>
-        <w:t xml:space="preserve">4 (Figure 1 conceptual model; Figure 2 turning-point estimates with 95% CIs; Figure 3 predicted I→P curves by wave; Figure 4 capability level-shift coefficients).</w:t>
+        <w:t xml:space="preserve">4 (Figure 1 conceptual model; Figure 2 turning-point estimates with 95% CIs; Figure 3 predicted I–P curves by wave; Figure 4 capability level-shift coefficients).</w:t>
       </w:r>
     </w:p>
     <w:p>
@@ -477,7 +477,7 @@
         <w:pStyle w:val="FirstParagraph"/>
       </w:pPr>
       <w:r>
-        <w:t xml:space="preserve">The relationship between internationalisation and firm performance (I–P) has been a core concern of international business scholarship for three decades (Hitt, Hoskisson and Kim, 1997; Lu and Beamish, 2004; Bausch and Krist, 2007). Meta-analyses document an inverted-U shape as the central tendency (Schwens et al., 2018; Marano et al., 2016), while a parallel stream of work emphasises institutional context (Kirca et al., 2012), dynamic capabilities (Teece, 2007), and digital transformation (Nambisan, Wright and Feldman, 2019; Vial, 2019) as moderating conditions. Yet most studies draw on multi-country samples, use aggregate export-to-sales ratios as the internationalisation measure, and capture performance at a single cross-section (Shaver, 2020). Two questions that remain underexplored are (a) whether the inverted-U shape is itself temporally stable within a given institutional context and (b) whether emerging-economy technological capability reshapes that curvature.</w:t>
+        <w:t xml:space="preserve">The relationship between internationalisation and firm performance (I–P) has been a core concern of international business scholarship for three decades (Hitt, Hoskisson and Kim, 1997; Lu and Beamish, 2004; Bausch and Krist, 2007). Meta-analyses document an inverted-U shape as the central tendency (Schwens et al., 2018; Marano et al., 2016). A parallel stream of work emphasises institutional context (Kirca et al., 2012), dynamic capabilities (Teece, 2007), and digital transformation (Nambisan, Wright and Feldman, 2019; Vial, 2019) as moderating conditions. Most studies, however, draw on multi-country samples, use aggregate export-to-sales ratios as the internationalisation measure, and capture performance at a single cross-section (Shaver, 2020). Two questions remain underexplored: whether the inverted-U shape is itself temporally stable within a given institutional context, and whether emerging-economy technological capability reshapes that curvature.</w:t>
       </w:r>
     </w:p>
     <w:p>
@@ -485,7 +485,7 @@
         <w:pStyle w:val="BodyText"/>
       </w:pPr>
       <w:r>
-        <w:t xml:space="preserve">China offers an unusually clean setting. The World Bank Enterprise Survey (WBES) administered the same core instrument in 2012 and 2024, providing panel-comparable microdata bracketing a decade of structural change—manufacturing upgrading, belt-and-road-driven export reorientation, digital-platform diffusion, and the COVID-19 shock. Using these two waves, this study addresses two research questions:</w:t>
+        <w:t xml:space="preserve">China offers an unusually clean setting. The World Bank Enterprise Survey (WBES) administered the same core instrument in 2012 and 2024, providing panel-comparable microdata that bracket a decade of structural change: manufacturing upgrading, belt-and-road-driven export reorientation, digital-platform diffusion, and the COVID-19 shock. Using these two waves, this study addresses two research questions:</w:t>
       </w:r>
     </w:p>
     <w:p>
@@ -529,7 +529,7 @@
         <w:pStyle w:val="FirstParagraph"/>
       </w:pPr>
       <w:r>
-        <w:t xml:space="preserve">The study contributes to the I–P literature in three ways. First, it provides the first within-country, two-wave test of threshold stability for China using WBES data. Second, it operationalises technological capability through a validated composite index (TCI_full) rather than single-item proxies. Third, the null moderation finding recasts capability’s role from a curvature-shaper to a level-shifter, with implications for the boundary conditions of the inverted-U.</w:t>
+        <w:t xml:space="preserve">This study contributes to the I–P literature in three ways. It provides the first within-country, two-wave test of threshold stability for China using WBES data, and it operationalises technological capability through a validated composite index (TCI_full) rather than single-item proxies. The null moderation finding then recasts capability’s role from a curvature-shaper to a level-shifter, with implications for the boundary conditions of the inverted-U.</w:t>
       </w:r>
     </w:p>
     <w:p>
@@ -806,7 +806,7 @@
         <w:t xml:space="preserve"> </w:t>
       </w:r>
       <w:r>
-        <w:t xml:space="preserve">Conceptual model: internationalisation intensity (FSTS), technological capability (TCI_full), and temporal wave as determinants of log labour productivity. The dashed moderation arrows reflect exploratory mechanism analyses evaluated in §4.5.</w:t>
+        <w:t xml:space="preserve">Conceptual model: internationalisation intensity (FSTS), technological capability (TCI_full), and temporal wave as determinants of log labour productivity. The dashed moderation arrows reflect exploratory mechanism analyses evaluated in Section 4.5.</w:t>
       </w:r>
     </w:p>
     <w:p>
@@ -858,7 +858,7 @@
         <w:t xml:space="preserve">a4a</w:t>
       </w:r>
       <w:r>
-        <w:t xml:space="preserve">). A robustness check restricting the sample to manufacturing firms (ISIC Rev 3.1 codes 15-38 in 2012 and ISIC Rev 4 codes 10-33 in 2024) is reported in §4.6.</w:t>
+        <w:t xml:space="preserve">). A robustness check restricting the sample to manufacturing firms (ISIC Rev 3.1 codes 15-38 in 2012 and ISIC Rev 4 codes 10-33 in 2024) is reported in Section 4.6.</w:t>
       </w:r>
     </w:p>
     <w:p>
@@ -5907,7 +5907,7 @@
         <w:pStyle w:val="FirstParagraph"/>
       </w:pPr>
       <w:r>
-        <w:t xml:space="preserve">DAI_core (own-website) is positive and significant in both waves (β_z ≈ +0.10 in 2012, p = .002; +0.12 in 2024, p &lt; .001) when entered as a control in M2. A separate mechanism-exploration model (M7) tests whether DAI_core mediates the TCI_full → lnLP relationship via a sequential mediation path (TCI_full → DAI_core → lnLP). Bootstrap indirect-effect estimates (n = 1,000 draws) yield small but positive indirect effects (2012: +0.018, 95 % CI [0.004, 0.039]; 2024: +0.022, 95 % CI [0.007, 0.043]), consistent with a partial-mediation reading. However, because DAI_core is a single-item binary proxy and because the WBES does not allow attribution of causality, this analysis is exploratory and reported as a</w:t>
+        <w:t xml:space="preserve">DAI_core (own-website) is positive and significant in both waves (β_z ≈ +0.10 in 2012, p = .002; +0.12 in 2024, p &lt; .001) when entered as a control in M2. A separate mechanism-exploration model (M7) tests whether DAI_core mediates the TCI_full-to-lnLP relationship via a sequential mediation path (TCI_full to DAI_core to lnLP). Bootstrap indirect-effect estimates (n = 1,000 draws) yield small but positive indirect effects (2012: +0.018, 95 % CI [0.004, 0.039]; 2024: +0.022, 95 % CI [0.007, 0.043]), consistent with a partial-mediation reading. However, because DAI_core is a single-item binary proxy and because the WBES does not allow attribution of causality, this analysis is exploratory and reported as a</w:t>
       </w:r>
       <w:r>
         <w:t xml:space="preserve"> </w:t>
@@ -6060,7 +6060,7 @@
         <w:pStyle w:val="FirstParagraph"/>
       </w:pPr>
       <w:r>
-        <w:t xml:space="preserve">The central finding is that the inverted-U I–P threshold in Chinese private firms is structurally durable. Turning points of 49.4 % (2012) and 47.2 % (2024) are statistically indistinguishable by the Paternoster test, and the pooled estimate (48.8 %) sits within both wave-specific confidence intervals. This durability is notable given the scale of structural change between the two survey waves—BRI reorientation, trade friction, COVID-19—and challenges the environmental-determinism reading of I–P curvature (H2a). The result is consistent with Bausch and Krist (2007) meta-analytic evidence and Marano et al. (2016) institutional moderator synthesis, which together suggest that inverted-U curvature is a robust cross-context regularity rather than a sample-specific artifact.</w:t>
+        <w:t xml:space="preserve">The central finding is that the inverted-U I–P threshold in Chinese private firms is structurally durable. Turning points of 49.4 % (2012) and 47.2 % (2024) are statistically indistinguishable by the Paternoster test, and the pooled estimate (48.8 %) sits within both wave-specific confidence intervals. This durability is notable given the scale of structural change between the two survey waves, including BRI reorientation, trade friction, and the COVID-19 shock, and it challenges the environmental-determinism reading of I–P curvature (H2a). The result is consistent with the meta-analytic evidence of Bausch and Krist (2007) and the institutional-moderator synthesis of Marano et al. (2016), which together suggest that inverted-U curvature is a robust cross-context regularity rather than a sample-specific artifact.</w:t>
       </w:r>
     </w:p>
     <w:p>
@@ -6086,7 +6086,7 @@
         <w:pStyle w:val="FirstParagraph"/>
       </w:pPr>
       <w:r>
-        <w:t xml:space="preserve">The null moderation finding — F2 = 3.26, p = .039, not surviving Bonferroni correction at α* = .017, consistent with H4b — has a precise interpretation: TCI_full raises the productivity intercept in both waves (β_z = +0.28 in 2012, +0.43 in 2024) but does not shift the turning-point location or change the curvature. This is inconsistent with H3 (rightward turning-point shift for high-capability firms) and marginally consistent with H4a only under a non-Bonferroni threshold (F2 p = .039). The finding recasts the role of technological capability from a curvature-moderator to a</w:t>
+        <w:t xml:space="preserve">The null moderation finding (F2 = 3.26, p = .039, which does not survive Bonferroni correction at α* = .017, and is consistent with H4b) has a precise interpretation. TCI_full raises the productivity intercept in both waves (β_z = +0.28 in 2012, +0.43 in 2024) but does not shift the turning-point location or change the curvature. This pattern is inconsistent with H3 (rightward turning-point shift for high-capability firms) and marginally consistent with H4a only under a non-Bonferroni threshold (F2 p = .039). The finding recasts the role of technological capability from a curvature-moderator to a</w:t>
       </w:r>
       <w:r>
         <w:t xml:space="preserve"> </w:t>
@@ -6117,7 +6117,7 @@
         <w:pStyle w:val="BodyText"/>
       </w:pPr>
       <w:r>
-        <w:t xml:space="preserve">The null TCI moderation of curvature in China is consistent with P4 Singapore (where TCI operates only as a direct productivity enhancer without moderating the I→P slope). This pattern emerges across two institutionally distinct economies: China (Emerging/Upper-middle transition) and Singapore (Advanced innovation-driven). The ICRV-contingency interpretation suggests that TCI moderation of curvature may be concentrated in transitional economies with fragmented markets (P3 Vietnam: significant; Institutional voids create heterogeneous absorption of TCI rents). The finding constitutes an institutional specification that identifies when TCI matters for the slope versus the intercept.</w:t>
+        <w:t xml:space="preserve">The null TCI moderation of curvature in China is consistent with P4 Singapore (where TCI operates only as a direct productivity enhancer without moderating the I–P slope). This pattern emerges across two institutionally distinct economies: China (Emerging/Upper-middle transition) and Singapore (Advanced innovation-driven). The ICRV-contingency interpretation suggests that TCI moderation of curvature may be concentrated in transitional economies with fragmented markets (P3 Vietnam: significant; Institutional voids create heterogeneous absorption of TCI rents). The finding constitutes an institutional specification that identifies when TCI matters for the slope versus the intercept.</w:t>
       </w:r>
     </w:p>
     <w:bookmarkEnd w:id="53"/>
@@ -6135,7 +6135,7 @@
         <w:pStyle w:val="FirstParagraph"/>
       </w:pPr>
       <w:r>
-        <w:t xml:space="preserve">DAI_core (own-website) enters positively and significantly in both waves but does not add explanatory power to the inverted-U curvature beyond TCI_full. The mechanism sketch (§4.5) suggests a partial mediation pathway (TCI → DAI → lnLP), but the effect is small and the identification assumptions are not fully met with a single-wave cross-section. The correct interpretation is that digital presence is a complement to productivity rather than a capability construct in this setting. Researchers seeking to operationalise digital capability in future WBES-based work should consider a richer composite (Verhoef et al., 2021; Vial, 2019) once multi-item digital items become available across waves.</w:t>
+        <w:t xml:space="preserve">DAI_core (own-website) enters positively and significantly in both waves but does not add explanatory power to the inverted-U curvature beyond TCI_full. The mechanism sketch (Section 4.5) suggests a partial mediation pathway (TCI to DAI to lnLP), but the effect is small and the identification assumptions are not fully met with a single-wave cross-section. The correct interpretation is that digital presence is a complement to productivity rather than a capability construct in this setting. Researchers seeking to operationalise digital capability in future WBES-based work should consider a richer composite (Verhoef et al., 2021; Vial, 2019) once multi-item digital items become available across waves.</w:t>
       </w:r>
     </w:p>
     <w:bookmarkEnd w:id="54"/>
@@ -6153,7 +6153,7 @@
         <w:pStyle w:val="FirstParagraph"/>
       </w:pPr>
       <w:r>
-        <w:t xml:space="preserve">Four inferential bounds apply. First, because WBES data are cross-sectional within each wave and panel matching across 2012 and 2024 is not possible due to WBES anonymisation, the temporal stability analysis cannot be interpreted as within-firm change; it compares population-representative cross-sections, and longitudinal causal claims require matched-panel designs such as those available in some country-specific WBES supplements (Hitt et al., 1997). Second, labour productivity (log sales/employees) conflates wage trends and capital deepening, so conclusions about productive efficiency rather than revenue-per-employee ratios remain tentative; the Levinsohn–Petrin TFP robustness check (§4.6) partially addresses this concern, though it introduces its own production-function assumptions (Shaver, 2020). Third, the TCI_full composite relies on self-reported WBES items, which introduces common-method bias within each wave; future work could triangulate with administrative patent or certification registry data to validate the composite. Fourth, the single-item DAI_core binary proxy cannot support strong conclusions about digital capability as a construct; a multi-item composite (Verhoef et al., 2021) would be needed to test the TCI–DAI mediation pathway rigorously.</w:t>
+        <w:t xml:space="preserve">Four inferential bounds apply. Because WBES data are cross-sectional within each wave and panel matching across 2012 and 2024 is not possible due to WBES anonymisation, the temporal stability analysis cannot be interpreted as within-firm change; it compares population-representative cross-sections, and longitudinal causal claims require matched-panel designs such as those available in some country-specific WBES supplements (Hitt et al., 1997). Labour productivity (log sales/employees) further conflates wage trends and capital deepening, so conclusions about productive efficiency rather than revenue-per-employee ratios remain tentative; the Levinsohn–Petrin TFP robustness check (Section 4.6) partially addresses this concern, though it introduces its own production-function assumptions (Shaver, 2020). A third bound is that the TCI_full composite relies on self-reported WBES items, which introduces common-method bias within each wave; future work could triangulate with administrative patent or certification registry data to validate the composite. The single-item DAI_core binary proxy, finally, cannot support strong conclusions about digital capability as a construct; a multi-item composite (Verhoef et al., 2021) would be needed to test the TCI–DAI mediation pathway rigorously.</w:t>
       </w:r>
     </w:p>
     <w:bookmarkEnd w:id="55"/>
@@ -6171,7 +6171,7 @@
         <w:pStyle w:val="FirstParagraph"/>
       </w:pPr>
       <w:r>
-        <w:t xml:space="preserve">Several directions emerge from this study. First, future work should use WBES panel data (where available for other countries) to test within-firm temporal dynamics of the I–P threshold. Second, the level-shift strengthening of TCI_full between waves invites investigation of the mechanisms by which technological capability became more productivity-enhancing between 2012 and 2024. Third, the digital-capability proxy could be enriched using WBES’s emerging e-commerce and platform-sales items (available in some country waves), enabling a more rigorous test of the TCI–DAI mediation pathway. Readers should note that a companion analysis examines a manufacturing-only extraction and GVC-position moderator using the same WBES waves; the present manuscript focuses on the full private-firm frame and threshold stability.</w:t>
+        <w:t xml:space="preserve">Several directions emerge from this study. Future work should use WBES panel data (where available for other countries) to test within-firm temporal dynamics of the I–P threshold. The level-shift strengthening of TCI_full between waves also invites investigation of the mechanisms by which technological capability became more productivity-enhancing between 2012 and 2024, while the digital-capability proxy could be enriched using WBES’s emerging e-commerce and platform-sales items (available in some country waves), enabling a more rigorous test of the TCI–DAI mediation pathway. Readers should note that a companion analysis examines a manufacturing-only extraction and GVC-position moderator using the same WBES waves; the present manuscript focuses on the full private-firm frame and threshold stability.</w:t>
       </w:r>
     </w:p>
     <w:p>
@@ -6197,7 +6197,7 @@
         <w:pStyle w:val="FirstParagraph"/>
       </w:pPr>
       <w:r>
-        <w:t xml:space="preserve">This study examined whether the inverted-U I–P relationship in Chinese private firms is structurally durable or wave-specific, and tested whether technological capability moderates the curvature. Using WBES microdata for China (2012 and 2024), we find that turning points (49.4 % and 47.2 %) are statistically indistinguishable across waves (Paternoster z-tests: FSTS z = +0.82, p = .412; FSTS² z = −0.61, p = .545), supporting H2b (structural durability). Technological capability is a robust positive level-shifter of productivity (β_z = +0.28 in 2012, +0.43 in 2024; both p &lt; .001) but does not significantly moderate the inverted-U curvature (F2 = 3.26, p = .039, not surviving Bonferroni correction; consistent with H4b), challenging dynamic-capabilities arguments that capability extends the performance-enhancing range of internationalisation. The result recasts the inverted-U threshold from a sample-specific regularity to an enduring structural feature of the Chinese private-firm I–P relationship, with implications for both theory and managerial practice.</w:t>
+        <w:t xml:space="preserve">This study asked whether the inverted-U I–P relationship in Chinese private firms is structurally durable or wave-specific, and whether technological capability moderates the curvature. Using WBES microdata for China (2012 and 2024), we find that the turning points (49.4 % and 47.2 %) are statistically indistinguishable across waves (Paternoster z-tests: FSTS z = +0.82, p = .412; FSTS² z = −0.61, p = .545), supporting H2b (structural durability). Technological capability is a robust positive level-shifter of productivity (β_z = +0.28 in 2012, +0.43 in 2024; both p &lt; .001) but does not significantly moderate the inverted-U curvature (F2 = 3.26, p = .039, not surviving Bonferroni correction; consistent with H4b), challenging dynamic-capabilities arguments that capability extends the performance-enhancing range of internationalisation. The result recasts the inverted-U threshold from a sample-specific regularity to an enduring structural feature of the Chinese private-firm I–P relationship, with implications for both theory and managerial practice.</w:t>
       </w:r>
     </w:p>
     <w:p>

--- a/dist/downloads/manuscripts_en/p5_china_en.docx
+++ b/dist/downloads/manuscripts_en/p5_china_en.docx
@@ -6068,7 +6068,49 @@
         <w:pStyle w:val="BodyText"/>
       </w:pPr>
       <w:r>
-        <w:t xml:space="preserve">For Chinese private firms, the threshold around 48 % export intensity reflects a structural tension between learning-by-exporting gains (active below threshold) and coordination cost escalation (active above threshold) that is not mediated by a decade of policy and macroeconomic change. The implication for managers is that allocating more than roughly half of sales to direct exports tends to erode productivity regardless of decade or external environment.</w:t>
+        <w:t xml:space="preserve">For Chinese private firms, the threshold around 48 % export intensity operates as a</w:t>
+      </w:r>
+      <w:r>
+        <w:t xml:space="preserve"> </w:t>
+      </w:r>
+      <w:r>
+        <w:rPr>
+          <w:iCs/>
+          <w:i/>
+        </w:rPr>
+        <w:t xml:space="preserve">survival constant</w:t>
+      </w:r>
+      <w:r>
+        <w:t xml:space="preserve">, reflecting a structural tension between learning-by-exporting gains (active below threshold) and coordination cost escalation (active above threshold) that is not mediated by a decade of policy and macroeconomic change. The mechanism underlying this durability is</w:t>
+      </w:r>
+      <w:r>
+        <w:t xml:space="preserve"> </w:t>
+      </w:r>
+      <w:r>
+        <w:rPr>
+          <w:iCs/>
+          <w:i/>
+        </w:rPr>
+        <w:t xml:space="preserve">structural over-embeddedness</w:t>
+      </w:r>
+      <w:r>
+        <w:t xml:space="preserve"> </w:t>
+      </w:r>
+      <w:r>
+        <w:t xml:space="preserve">combined with</w:t>
+      </w:r>
+      <w:r>
+        <w:t xml:space="preserve"> </w:t>
+      </w:r>
+      <w:r>
+        <w:rPr>
+          <w:iCs/>
+          <w:i/>
+        </w:rPr>
+        <w:t xml:space="preserve">working-capital constraints</w:t>
+      </w:r>
+      <w:r>
+        <w:t xml:space="preserve">: beyond the threshold, firms become over-dependent on international customers and value chains and face severe working-capital pressure from cross-border payment terms (extended receivables, international logistics costs, currency risk — Manova, 2013), so productivity erodes regardless of the macro environment. The implication for managers is that allocating more than roughly half of sales to direct exports tends to erode productivity regardless of decade or external environment.</w:t>
       </w:r>
     </w:p>
     <w:bookmarkEnd w:id="52"/>

--- a/dist/downloads/manuscripts_en/p5_china_en.docx
+++ b/dist/downloads/manuscripts_en/p5_china_en.docx
@@ -196,10 +196,7 @@
         <w:t xml:space="preserve">Purpose</w:t>
       </w:r>
       <w:r>
-        <w:t xml:space="preserve"> </w:t>
-      </w:r>
-      <w:r>
-        <w:t xml:space="preserve">— This study examines whether the inverted-U relationship between export intensity and firm performance among Chinese private firms is structurally durable or wave-specific, and tests how technological capability shapes this relationship across a decade of structural change.</w:t>
+        <w:t xml:space="preserve">: This study examines whether the inverted-U relationship between export intensity and firm performance among Chinese private firms is structurally durable or wave-specific, and tests how technological capability shapes this relationship across a decade of structural change.</w:t>
       </w:r>
     </w:p>
     <w:p>
@@ -214,10 +211,7 @@
         <w:t xml:space="preserve">Design/methodology/approach</w:t>
       </w:r>
       <w:r>
-        <w:t xml:space="preserve"> </w:t>
-      </w:r>
-      <w:r>
-        <w:t xml:space="preserve">— World Bank Enterprise Survey microdata for China (2012, N = 2,610; 2024, N = 1,934; pooled N = 4,544; complete-case sample after listwise deletion on control variables) are used to estimate quadratic models with cross-wave and capability interactions; Paternoster (1998) z-tests and joint F-tests assess temporal stability.</w:t>
+        <w:t xml:space="preserve">: World Bank Enterprise Survey microdata for China (2012, N = 2,610; 2024, N = 1,934; pooled N = 4,544; complete-case sample after listwise deletion on control variables) are used to estimate quadratic models with cross-wave and capability interactions; Paternoster (1998) z-tests and joint F-tests assess temporal stability.</w:t>
       </w:r>
     </w:p>
     <w:p>
@@ -232,10 +226,7 @@
         <w:t xml:space="preserve">Findings</w:t>
       </w:r>
       <w:r>
-        <w:t xml:space="preserve"> </w:t>
-      </w:r>
-      <w:r>
-        <w:t xml:space="preserve">— Turning points remain within a tight range (49.4% in 2012, 47.2% in 2024, 48.8% pooled) with overlapping confidence intervals. Paternoster tests do not reject coefficient equality across waves (FSTS z = +0.82, p = .412; FSTS² z = −0.61, p = .545), supporting H2b (structural durability) over H2a (environmental shift). Technological capability is robustly associated with productivity in both waves (β_z = +0.28 in 2012, +0.43 in 2024; both p &lt; .001) but does not robustly moderate the I–P curvature. A single-item digital-presence proxy is positively associated with productivity but is retained as a baseline control, not a capability construct.</w:t>
+        <w:t xml:space="preserve">: Turning points remain within a tight range (49.4% in 2012, 47.2% in 2024, 48.8% pooled) with overlapping confidence intervals. Paternoster tests do not reject coefficient equality across waves (FSTS z = +0.82, p = .412; FSTS² z = −0.61, p = .545), supporting H2b (structural durability) over H2a (environmental shift). Technological capability is robustly associated with productivity in both waves (β_z = +0.28 in 2012, +0.43 in 2024; both p &lt; .001) but does not robustly moderate the I–P curvature. A single-item digital-presence proxy is positively associated with productivity but is retained as a baseline control, not a capability construct.</w:t>
       </w:r>
     </w:p>
     <w:p>
@@ -250,10 +241,7 @@
         <w:t xml:space="preserve">Originality/value</w:t>
       </w:r>
       <w:r>
-        <w:t xml:space="preserve"> </w:t>
-      </w:r>
-      <w:r>
-        <w:t xml:space="preserve">— Despite substantial structural change between 2012 and 2024, the Chinese I–P trade-off is durably structural rather than wave-specific. The study recasts the inverted-U threshold from a sample-specific regularity into an enduring structural feature, reinforced by null capability-curvature moderation. The within-country temporal-stability evidence complements broader meta-analytic literature on emerging-Asia I–P heterogeneity by holding institutional context constant while varying time.</w:t>
+        <w:t xml:space="preserve">: Despite substantial structural change between 2012 and 2024, the Chinese I–P trade-off is durably structural rather than wave-specific. The study recasts the inverted-U threshold from a sample-specific regularity into an enduring structural feature, reinforced by null capability-curvature moderation. The within-country temporal-stability evidence complements broader meta-analytic literature on emerging-Asia I–P heterogeneity by holding institutional context constant while varying time.</w:t>
       </w:r>
     </w:p>
     <w:p>
@@ -589,7 +577,7 @@
         <w:t xml:space="preserve"> </w:t>
       </w:r>
       <w:r>
-        <w:t xml:space="preserve">In the Chinese private-firm context, when export intensity increases from zero, firm performance (log labour productivity) first rises and then falls — because early export exposure generates learning, scale, and diversification gains (Johanson and Vahlne, 1977; Wagner, 2007), while beyond a threshold, coordination costs and resource diversion erode net returns (Hitt et al., 1997; Pierce and Aguinis, 2013) — such that the FSTS–lnLP relationship follows an inverted-U (quadratic) form before export intensity exceeds the cost-benefit inflection point.</w:t>
+        <w:t xml:space="preserve">In the Chinese private-firm context, when export intensity increases from zero, firm performance (log labour productivity) first rises and then falls, because early export exposure generates learning, scale, and diversification gains (Johanson and Vahlne, 1977; Wagner, 2007), while beyond a threshold, coordination costs and resource diversion erode net returns (Hitt et al., 1997; Pierce and Aguinis, 2013), such that the FSTS–lnLP relationship follows an inverted-U (quadratic) form before export intensity exceeds the cost-benefit inflection point.</w:t>
       </w:r>
     </w:p>
     <w:bookmarkEnd w:id="25"/>
@@ -643,7 +631,7 @@
         <w:t xml:space="preserve"> </w:t>
       </w:r>
       <w:r>
-        <w:t xml:space="preserve">When China’s export environment shifts substantially between 2012 and 2024, the I–P curvature coefficients (β₁, β₂) will differ significantly across waves — because structural shocks such as trade friction, BRI reorientation, and COVID-19 alter the cost-benefit calculus of internationalisation (Hitt et al., 1997; Xiao et al., 2013) — until the turning-point location and curvature reflect the prevailing macroeconomic and institutional regime (environmental-shift prediction).</w:t>
+        <w:t xml:space="preserve">When China’s export environment shifts substantially between 2012 and 2024, the I–P curvature coefficients (β₁, β₂) will differ significantly across waves, because structural shocks such as trade friction, BRI reorientation, and COVID-19 alter the cost-benefit calculus of internationalisation (Hitt et al., 1997; Xiao et al., 2013), until the turning-point location and curvature reflect the prevailing macroeconomic and institutional regime (environmental-shift prediction).</w:t>
       </w:r>
     </w:p>
     <w:p>
@@ -661,7 +649,7 @@
         <w:t xml:space="preserve"> </w:t>
       </w:r>
       <w:r>
-        <w:t xml:space="preserve">When China’s institutional framework governing export costs and coordination remains structurally intact across decades, the I–P curvature coefficients (β₁, β₂) will not differ significantly across waves — because the fundamental tension between learning-by-exporting gains and coordination-cost escalation is anchored to firm-level resource constraints rather than the macro environment (Bausch and Krist, 2007; Marano et al., 2016) — so that the turning-point remains within a stable range regardless of the wave (structural-durability prediction).</w:t>
+        <w:t xml:space="preserve">When China’s institutional framework governing export costs and coordination remains structurally intact across decades, the I–P curvature coefficients (β₁, β₂) will not differ significantly across waves, because the fundamental tension between learning-by-exporting gains and coordination-cost escalation is anchored to firm-level resource constraints rather than the macro environment (Bausch and Krist, 2007; Marano et al., 2016), so that the turning-point remains within a stable range regardless of the wave (structural-durability prediction).</w:t>
       </w:r>
     </w:p>
     <w:bookmarkEnd w:id="26"/>
@@ -697,7 +685,7 @@
         <w:t xml:space="preserve"> </w:t>
       </w:r>
       <w:r>
-        <w:t xml:space="preserve">In Chinese private firms with above-median technological capability, when export intensity increases, the performance-enhancing range of internationalisation extends further — because superior internal competencies reduce the coordination costs that normally truncate returns at moderate export intensity (Teece, 2007; Lall, 1992) — so that the turning-point shifts rightward relative to firms with weaker capability.</w:t>
+        <w:t xml:space="preserve">In Chinese private firms with above-median technological capability, when export intensity increases, the performance-enhancing range of internationalisation extends further, because superior internal competencies reduce the coordination costs that normally truncate returns at moderate export intensity (Teece, 2007; Lall, 1992), so that the turning-point shifts rightward relative to firms with weaker capability.</w:t>
       </w:r>
     </w:p>
     <w:p>
@@ -715,7 +703,7 @@
         <w:t xml:space="preserve"> </w:t>
       </w:r>
       <w:r>
-        <w:t xml:space="preserve">Within a single WBES wave, when technological capability varies across firms, it moderates the I–P curvature cross-sectionally — because capability may either extend or attenuate export-learning returns depending on the absorptive-capacity level of each firm (Lall, 1992; Avenyo et al., 2021) — before that cross-sectional moderation effect dissipates in the pooled specification.</w:t>
+        <w:t xml:space="preserve">Within a single WBES wave, when technological capability varies across firms, it moderates the I–P curvature cross-sectionally, because capability may either extend or attenuate export-learning returns depending on the absorptive-capacity level of each firm (Lall, 1992; Avenyo et al., 2021), before that cross-sectional moderation effect dissipates in the pooled specification.</w:t>
       </w:r>
     </w:p>
     <w:p>
@@ -733,7 +721,7 @@
         <w:t xml:space="preserve"> </w:t>
       </w:r>
       <w:r>
-        <w:t xml:space="preserve">When technological capability is examined across both waves and in the pooled specification, it does not significantly moderate the I–P curvature — because capability operates primarily as a level-shifter of productivity rather than a curvature-moderator (Avenyo et al., 2021) — such that neither the turning-point location nor the slope coefficients vary systematically with TCI_full in either wave or the pooled model.</w:t>
+        <w:t xml:space="preserve">When technological capability is examined across both waves and in the pooled specification, it does not significantly moderate the I–P curvature, because capability operates primarily as a level-shifter of productivity rather than a curvature-moderator (Avenyo et al., 2021), such that neither the turning-point location nor the slope coefficients vary systematically with TCI_full in either wave or the pooled model.</w:t>
       </w:r>
     </w:p>
     <w:p>
@@ -841,7 +829,7 @@
         <w:pStyle w:val="FirstParagraph"/>
       </w:pPr>
       <w:r>
-        <w:t xml:space="preserve">The analytic dataset combines two waves of the World Bank Enterprise Survey for China: 2012 (full release, 2,700 firms; World Bank, 2013) and 2024 (2,189 firms; World Bank, 2025). After listwise deletion on the focal set (sales, employees, export intensity) and treatment of WBES non‑response codes -9 and -7 as missing (and the additional 2024 refusal code -8), the analytic samples are 2,619 firms in 2012, 1,940 firms in 2024, and 4,559 firm‑year observations in the pooled sample. The 2024 sample is smaller than 2012 (focal-set N = 1,940 vs N = 2,619, −26%; regression-sample N = 1,934 vs 2,610, also −26%) due to a combination of: (i) WBES sampling redesign between waves; (ii) systematic exclusion of state-owned enterprises in the 2024 instrument; and (iii) potential market exit among firms surveyed in 2012. This attrition is not random in direction — WBES 2024 overshoots private manufacturing SMEs — and our analysis is explicitly restricted to private firms, mitigating compositional bias.</w:t>
+        <w:t xml:space="preserve">The analytic dataset combines two waves of the World Bank Enterprise Survey for China: 2012 (full release, 2,700 firms; World Bank, 2013) and 2024 (2,189 firms; World Bank, 2025). After listwise deletion on the focal set (sales, employees, export intensity) and treatment of WBES non‑response codes -9 and -7 as missing (and the additional 2024 refusal code -8), the analytic samples are 2,619 firms in 2012, 1,940 firms in 2024, and 4,559 firm‑year observations in the pooled sample. The 2024 sample is smaller than 2012 (focal-set N = 1,940 vs N = 2,619, −26%; regression-sample N = 1,934 vs 2,610, also −26%) due to a combination of: (i) WBES sampling redesign between waves; (ii) systematic exclusion of state-owned enterprises in the 2024 instrument; and (iii) potential market exit among firms surveyed in 2012. This attrition is not random in direction, WBES 2024 overshoots private manufacturing SMEs, and our analysis is explicitly restricted to private firms, mitigating compositional bias.</w:t>
       </w:r>
     </w:p>
     <w:p>
@@ -876,7 +864,7 @@
         <w:t xml:space="preserve"> </w:t>
       </w:r>
       <w:r>
-        <w:t xml:space="preserve">The focal-set samples — retaining only firms with non-missing sales, employees, and export intensity (</w:t>
+        <w:t xml:space="preserve">The focal-set samples, retaining only firms with non-missing sales, employees, and export intensity (</w:t>
       </w:r>
       <w:r>
         <w:rPr>
@@ -909,7 +897,7 @@
         <w:t xml:space="preserve">FSTS²</w:t>
       </w:r>
       <w:r>
-        <w:t xml:space="preserve">) — are 2,619 firms in 2012, 1,940 firms in 2024, and 4,559 firm-year observations in the pooled dataset. The regression samples (</w:t>
+        <w:t xml:space="preserve">), are 2,619 firms in 2012, 1,940 firms in 2024, and 4,559 firm-year observations in the pooled dataset. The regression samples (</w:t>
       </w:r>
       <w:r>
         <w:rPr>
@@ -944,10 +932,7 @@
         <w:t xml:space="preserve">2,610 (2012), 1,934 (2024), and 4,544 (pooled)</w:t>
       </w:r>
       <w:r>
-        <w:t xml:space="preserve"> </w:t>
-      </w:r>
-      <w:r>
-        <w:t xml:space="preserve">— these are the N reported throughout the paper (abstract, Table 1, Table 2). World Bank nonresponse codes (−9 and −7 in 2012; −9, −8, and −7 in 2024) are recoded as missing on all focal variables. Composite indices</w:t>
+        <w:t xml:space="preserve">: these are the N reported throughout the paper (abstract, Table 1, Table 2). World Bank nonresponse codes (−9 and −7 in 2012; −9, −8, and −7 in 2024) are recoded as missing on all focal variables. Composite indices</w:t>
       </w:r>
       <w:r>
         <w:t xml:space="preserve"> </w:t>
@@ -1273,7 +1258,7 @@
           <w:iCs/>
           <w:i/>
         </w:rPr>
-        <w:t xml:space="preserve">Variable definitions and WBES item sources — China 2012 and 2024.</w:t>
+        <w:t xml:space="preserve">Variable definitions and WBES item sources, China 2012 and 2024.</w:t>
       </w:r>
     </w:p>
     <w:tbl>
@@ -2394,7 +2379,7 @@
         <w:t xml:space="preserve"> </w:t>
       </w:r>
       <w:r>
-        <w:t xml:space="preserve">(quadratic FSTS — tests H1, inverted-U):</w:t>
+        <w:t xml:space="preserve">(quadratic FSTS, tests H1, inverted-U):</w:t>
       </w:r>
     </w:p>
     <w:p>
@@ -2605,7 +2590,7 @@
         <w:t xml:space="preserve"> </w:t>
       </w:r>
       <w:r>
-        <w:t xml:space="preserve">(TCI_full level effect — tests H3 direct):</w:t>
+        <w:t xml:space="preserve">(TCI_full level effect, tests H3 direct):</w:t>
       </w:r>
     </w:p>
     <w:p>
@@ -2865,7 +2850,7 @@
         <w:t xml:space="preserve"> </w:t>
       </w:r>
       <w:r>
-        <w:t xml:space="preserve">(TCI_full curvature moderation — tests H3 interaction):</w:t>
+        <w:t xml:space="preserve">(TCI_full curvature moderation, tests H3 interaction):</w:t>
       </w:r>
     </w:p>
     <w:p>
@@ -3304,7 +3289,7 @@
         <w:t xml:space="preserve"> </w:t>
       </w:r>
       <w:r>
-        <w:t xml:space="preserve">(DAI_core direct — tests H4 digital baseline):</w:t>
+        <w:t xml:space="preserve">(DAI_core direct, tests H4 digital baseline):</w:t>
       </w:r>
     </w:p>
     <w:p>
@@ -3629,7 +3614,7 @@
         <w:t xml:space="preserve"> </w:t>
       </w:r>
       <w:r>
-        <w:t xml:space="preserve">Exporters self-select — firms with higher productivity are more likely to begin exporting (Melitz, 2003). WBES cross-sectional waves preclude within-firm IV identification; no valid exclusion restriction was found at the aggregate China-wave level. Following Wolfolds and Siegel (2019), OLS is retained as the primary estimator because an invalid instrument induces more bias than no correction. Reverse causality would bias β₁ upward (superior performers choose more exports), making the estimated positive FSTS slope an upper bound. The primary robustness against this concern is that (a) the turning-point estimate depends on the sign and magnitude of β₂, which is less susceptible to selection-direction bias than β₁, and (b) the structural stability of the inverted-U across two independent waves with distinct selection contexts (Paternoster z = +0.82, p = .412) supports the robustness of the shape estimate. Future work using Heckman two-step correction with industry-level export participation rates as exclusion restrictions (Shaver, 2020) would strengthen causal identification.</w:t>
+        <w:t xml:space="preserve">Exporters self-select, firms with higher productivity are more likely to begin exporting (Melitz, 2003). WBES cross-sectional waves preclude within-firm IV identification; no valid exclusion restriction was found at the aggregate China-wave level. Following Wolfolds and Siegel (2019), OLS is retained as the primary estimator because an invalid instrument induces more bias than no correction. Reverse causality would bias β₁ upward (superior performers choose more exports), making the estimated positive FSTS slope an upper bound. The primary robustness against this concern is that (a) the turning-point estimate depends on the sign and magnitude of β₂, which is less susceptible to selection-direction bias than β₁, and (b) the structural stability of the inverted-U across two independent waves with distinct selection contexts (Paternoster z = +0.82, p = .412) supports the robustness of the shape estimate. Future work using Heckman two-step correction with industry-level export participation rates as exclusion restrictions (Shaver, 2020) would strengthen causal identification.</w:t>
       </w:r>
     </w:p>
     <w:p>
@@ -3649,7 +3634,7 @@
           <w:bCs/>
           <w:b/>
         </w:rPr>
-        <w:t xml:space="preserve">M6 (Three-way moderation — capability-conditioned cross-wave shift):</w:t>
+        <w:t xml:space="preserve">M6 (Three-way moderation, capability-conditioned cross-wave shift):</w:t>
       </w:r>
     </w:p>
     <w:p>
@@ -3727,7 +3712,7 @@
         <w:t xml:space="preserve"> </w:t>
       </w:r>
       <w:r>
-        <w:t xml:space="preserve">(cross-wave curvature shift): H₀: β₇ = β₈ = 0 [H2b null — turning point stable across waves]</w:t>
+        <w:t xml:space="preserve">(cross-wave curvature shift): H₀: β₇ = β₈ = 0 [H2b null, turning point stable across waves]</w:t>
       </w:r>
       <w:r>
         <w:t xml:space="preserve"> </w:t>
@@ -3749,7 +3734,7 @@
         <w:t xml:space="preserve"> </w:t>
       </w:r>
       <w:r>
-        <w:t xml:space="preserve">(within-wave capability moderation): H₀: β₅ = β₆ = 0 [H3 null — TCI does not moderate I–P curve shape]</w:t>
+        <w:t xml:space="preserve">(within-wave capability moderation): H₀: β₅ = β₆ = 0 [H3 null, TCI does not moderate I–P curve shape]</w:t>
       </w:r>
       <w:r>
         <w:t xml:space="preserve"> </w:t>
@@ -3771,7 +3756,7 @@
         <w:t xml:space="preserve"> </w:t>
       </w:r>
       <w:r>
-        <w:t xml:space="preserve">(capability-conditioned cross-wave shift): H₀: β₉ = β₁₀ = 0 [H4b null — TCI × wave shift is zero]</w:t>
+        <w:t xml:space="preserve">(capability-conditioned cross-wave shift): H₀: β₉ = β₁₀ = 0 [H4b null, TCI × wave shift is zero]</w:t>
       </w:r>
     </w:p>
     <w:p>
@@ -6110,7 +6095,7 @@
         <w:t xml:space="preserve">working-capital constraints</w:t>
       </w:r>
       <w:r>
-        <w:t xml:space="preserve">: beyond the threshold, firms become over-dependent on international customers and value chains and face severe working-capital pressure from cross-border payment terms (extended receivables, international logistics costs, currency risk — Manova, 2013), so productivity erodes regardless of the macro environment. The implication for managers is that allocating more than roughly half of sales to direct exports tends to erode productivity regardless of decade or external environment.</w:t>
+        <w:t xml:space="preserve">: beyond the threshold, firms become over-dependent on international customers and value chains and face severe working-capital pressure from cross-border payment terms (extended receivables, international logistics costs, currency risk, Manova, 2013), so productivity erodes regardless of the macro environment. The implication for managers is that allocating more than roughly half of sales to direct exports tends to erode productivity regardless of decade or external environment.</w:t>
       </w:r>
     </w:p>
     <w:bookmarkEnd w:id="52"/>

--- a/dist/downloads/manuscripts_en/p5_china_en.docx
+++ b/dist/downloads/manuscripts_en/p5_china_en.docx
@@ -7258,7 +7258,7 @@
           <w:iCs/>
           <w:i/>
         </w:rPr>
-        <w:t xml:space="preserve">apjm/</w:t>
+        <w:t xml:space="preserve">ijoem/</w:t>
       </w:r>
       <w:r>
         <w:rPr>
@@ -7272,7 +7272,7 @@
           <w:iCs/>
           <w:i/>
         </w:rPr>
-        <w:t xml:space="preserve">subfolders. The complete v1.8 manuscript is assembled from six section parts (</w:t>
+        <w:t xml:space="preserve">subfolders. The complete v1.8 manuscript is assembled from the section parts (</w:t>
       </w:r>
       <w:r>
         <w:rPr>
@@ -7280,7 +7280,7 @@
           <w:iCs/>
           <w:i/>
         </w:rPr>
-        <w:t xml:space="preserve">apjm/manuscript_v1_8_blinded_part{1,2,3,4,5,6}_*.md</w:t>
+        <w:t xml:space="preserve">ijoem/manuscript_v1_8_blinded_part{1,2,3,4,5,6,7}_*.md</w:t>
       </w:r>
       <w:r>
         <w:rPr>
@@ -7302,7 +7302,7 @@
           <w:iCs/>
           <w:i/>
         </w:rPr>
-        <w:t xml:space="preserve">apjm/build_docx.sh</w:t>
+        <w:t xml:space="preserve">ijoem/build_docx.sh</w:t>
       </w:r>
       <w:r>
         <w:rPr>
@@ -7317,7 +7317,7 @@
           <w:iCs/>
           <w:i/>
         </w:rPr>
-        <w:t xml:space="preserve">apjm/VERIFICATION_RESULTS.md</w:t>
+        <w:t xml:space="preserve">ijoem/CITATION_AUDIT.md</w:t>
       </w:r>
       <w:r>
         <w:rPr>

--- a/dist/downloads/manuscripts_en/p5_china_en.docx
+++ b/dist/downloads/manuscripts_en/p5_china_en.docx
@@ -226,7 +226,42 @@
         <w:t xml:space="preserve">Findings</w:t>
       </w:r>
       <w:r>
-        <w:t xml:space="preserve">: Turning points remain within a tight range (49.4% in 2012, 47.2% in 2024, 48.8% pooled) with overlapping confidence intervals. Paternoster tests do not reject coefficient equality across waves (FSTS z = +0.82, p = .412; FSTS² z = −0.61, p = .545), supporting H2b (structural durability) over H2a (environmental shift). Technological capability is robustly associated with productivity in both waves (β_z = +0.28 in 2012, +0.43 in 2024; both p &lt; .001) but does not robustly moderate the I–P curvature. A single-item digital-presence proxy is positively associated with productivity but is retained as a baseline control, not a capability construct.</w:t>
+        <w:t xml:space="preserve">: Turning points remain within a tight range (49.4% in 2012, 47.2% in 2024, 48.8% pooled) with overlapping confidence intervals. Paternoster tests do not reject coefficient equality across waves (FSTS z = +0.82, p = .412;</w:t>
+      </w:r>
+      <w:r>
+        <w:t xml:space="preserve"> </w:t>
+      </w:r>
+      <m:oMath>
+        <m:sSup>
+          <m:e>
+            <m:r>
+              <m:rPr>
+                <m:nor/>
+                <m:sty m:val="p"/>
+              </m:rPr>
+              <m:t>FSTS</m:t>
+            </m:r>
+          </m:e>
+          <m:sup>
+            <m:r>
+              <m:t>2</m:t>
+            </m:r>
+          </m:sup>
+        </m:sSup>
+      </m:oMath>
+      <w:r>
+        <w:t xml:space="preserve"> </w:t>
+      </w:r>
+      <w:r>
+        <w:t xml:space="preserve">z = −0.61, p = .545), supporting H2b (structural durability) over H2a (environmental shift). Technological capability is robustly associated with productivity in both waves (</w:t>
+      </w:r>
+      <m:oMath>
+        <m:r>
+          <m:t>β</m:t>
+        </m:r>
+      </m:oMath>
+      <w:r>
+        <w:t xml:space="preserve">_z = +0.28 in 2012, +0.43 in 2024; both p &lt; .001) but does not robustly moderate the I–P curvature. A single-item digital-presence proxy is positively associated with productivity but is retained as a baseline control, not a capability construct.</w:t>
       </w:r>
     </w:p>
     <w:p>
@@ -362,7 +397,34 @@
         <w:t xml:space="preserve"> </w:t>
       </w:r>
       <w:r>
-        <w:t xml:space="preserve">tests (Paternoster 1998 z-tests) do not reject coefficient equality across waves (FSTS z = +0.82, p = .412; FSTS² z = −0.61, p = .545), supporting structural durability over environment-driven curvature shift.</w:t>
+        <w:t xml:space="preserve">tests (Paternoster 1998 z-tests) do not reject coefficient equality across waves (FSTS z = +0.82, p = .412;</w:t>
+      </w:r>
+      <w:r>
+        <w:t xml:space="preserve"> </w:t>
+      </w:r>
+      <m:oMath>
+        <m:sSup>
+          <m:e>
+            <m:r>
+              <m:rPr>
+                <m:nor/>
+                <m:sty m:val="p"/>
+              </m:rPr>
+              <m:t>FSTS</m:t>
+            </m:r>
+          </m:e>
+          <m:sup>
+            <m:r>
+              <m:t>2</m:t>
+            </m:r>
+          </m:sup>
+        </m:sSup>
+      </m:oMath>
+      <w:r>
+        <w:t xml:space="preserve"> </w:t>
+      </w:r>
+      <w:r>
+        <w:t xml:space="preserve">z = −0.61, p = .545), supporting structural durability over environment-driven curvature shift.</w:t>
       </w:r>
     </w:p>
     <w:p>
@@ -384,7 +446,36 @@
         <w:t xml:space="preserve"> </w:t>
       </w:r>
       <w:r>
-        <w:t xml:space="preserve">(TCI_full) is a robust positive predictor of productivity in both waves (β_z = +0.28 in 2012 and +0.43 in 2024) but does not significantly moderate the curvature of the I–P relationship.</w:t>
+        <w:t xml:space="preserve">(</w:t>
+      </w:r>
+      <m:oMath>
+        <m:sSub>
+          <m:e>
+            <m:r>
+              <m:rPr>
+                <m:nor/>
+                <m:sty m:val="p"/>
+              </m:rPr>
+              <m:t>TCI</m:t>
+            </m:r>
+          </m:e>
+          <m:sub>
+            <m:r>
+              <m:t>f</m:t>
+            </m:r>
+          </m:sub>
+        </m:sSub>
+      </m:oMath>
+      <w:r>
+        <w:t xml:space="preserve">ull) is a robust positive predictor of productivity in both waves (</w:t>
+      </w:r>
+      <m:oMath>
+        <m:r>
+          <m:t>β</m:t>
+        </m:r>
+      </m:oMath>
+      <w:r>
+        <w:t xml:space="preserve">_z = +0.28 in 2012 and +0.43 in 2024) but does not significantly moderate the curvature of the I–P relationship.</w:t>
       </w:r>
     </w:p>
     <w:p>
@@ -412,7 +503,28 @@
         <w:t xml:space="preserve"> </w:t>
       </w:r>
       <w:r>
-        <w:t xml:space="preserve">(DAI_core: own-website) is positively associated with productivity as a baseline control; it is not a theoretically grounded capability construct in this paper.</w:t>
+        <w:t xml:space="preserve">(</w:t>
+      </w:r>
+      <m:oMath>
+        <m:sSub>
+          <m:e>
+            <m:r>
+              <m:rPr>
+                <m:nor/>
+                <m:sty m:val="p"/>
+              </m:rPr>
+              <m:t>DAI</m:t>
+            </m:r>
+          </m:e>
+          <m:sub>
+            <m:r>
+              <m:t>c</m:t>
+            </m:r>
+          </m:sub>
+        </m:sSub>
+      </m:oMath>
+      <w:r>
+        <w:t xml:space="preserve">ore: own-website) is positively associated with productivity as a baseline control; it is not a theoretically grounded capability construct in this paper.</w:t>
       </w:r>
     </w:p>
     <w:p>
@@ -509,7 +621,28 @@
         <w:t xml:space="preserve"> </w:t>
       </w:r>
       <w:r>
-        <w:t xml:space="preserve">Does technological capability (TCI_full) moderate the curvature of the I–P relationship, and does that moderation change across waves?</w:t>
+        <w:t xml:space="preserve">Does technological capability (</w:t>
+      </w:r>
+      <m:oMath>
+        <m:sSub>
+          <m:e>
+            <m:r>
+              <m:rPr>
+                <m:nor/>
+                <m:sty m:val="p"/>
+              </m:rPr>
+              <m:t>TCI</m:t>
+            </m:r>
+          </m:e>
+          <m:sub>
+            <m:r>
+              <m:t>f</m:t>
+            </m:r>
+          </m:sub>
+        </m:sSub>
+      </m:oMath>
+      <w:r>
+        <w:t xml:space="preserve">ull) moderate the curvature of the I–P relationship, and does that moderation change across waves?</w:t>
       </w:r>
     </w:p>
     <w:p>
@@ -517,7 +650,28 @@
         <w:pStyle w:val="FirstParagraph"/>
       </w:pPr>
       <w:r>
-        <w:t xml:space="preserve">This study contributes to the I–P literature in three ways. It provides the first within-country, two-wave test of threshold stability for China using WBES data, and it operationalises technological capability through a validated composite index (TCI_full) rather than single-item proxies. The null moderation finding then recasts capability’s role from a curvature-shaper to a level-shifter, with implications for the boundary conditions of the inverted-U.</w:t>
+        <w:t xml:space="preserve">This study contributes to the I–P literature in three ways. It provides the first within-country, two-wave test of threshold stability for China using WBES data, and it operationalises technological capability through a validated composite index (</w:t>
+      </w:r>
+      <m:oMath>
+        <m:sSub>
+          <m:e>
+            <m:r>
+              <m:rPr>
+                <m:nor/>
+                <m:sty m:val="p"/>
+              </m:rPr>
+              <m:t>TCI</m:t>
+            </m:r>
+          </m:e>
+          <m:sub>
+            <m:r>
+              <m:t>f</m:t>
+            </m:r>
+          </m:sub>
+        </m:sSub>
+      </m:oMath>
+      <w:r>
+        <w:t xml:space="preserve">ull) rather than single-item proxies. The null moderation finding then recasts capability’s role from a curvature-shaper to a level-shifter, with implications for the boundary conditions of the inverted-U.</w:t>
       </w:r>
     </w:p>
     <w:p>
@@ -613,7 +767,74 @@
         <w:t xml:space="preserve"> </w:t>
       </w:r>
       <w:r>
-        <w:t xml:space="preserve">pattern (H2a). Structural-durability arguments (Bausch and Krist, 2007; Marano et al., 2016) suggest that the β₁ (FSTS) and β₂ (FSTS²) coefficients will remain statistically indistinguishable across waves (H2b).</w:t>
+        <w:t xml:space="preserve">pattern (H2a). Structural-durability arguments (Bausch and Krist, 2007; Marano et al., 2016) suggest that the</w:t>
+      </w:r>
+      <w:r>
+        <w:t xml:space="preserve"> </w:t>
+      </w:r>
+      <m:oMath>
+        <m:sSub>
+          <m:e>
+            <m:r>
+              <m:t>β</m:t>
+            </m:r>
+          </m:e>
+          <m:sub>
+            <m:r>
+              <m:t>1</m:t>
+            </m:r>
+          </m:sub>
+        </m:sSub>
+      </m:oMath>
+      <w:r>
+        <w:t xml:space="preserve"> </w:t>
+      </w:r>
+      <w:r>
+        <w:t xml:space="preserve">(FSTS) and</w:t>
+      </w:r>
+      <w:r>
+        <w:t xml:space="preserve"> </w:t>
+      </w:r>
+      <m:oMath>
+        <m:sSub>
+          <m:e>
+            <m:r>
+              <m:t>β</m:t>
+            </m:r>
+          </m:e>
+          <m:sub>
+            <m:r>
+              <m:t>2</m:t>
+            </m:r>
+          </m:sub>
+        </m:sSub>
+      </m:oMath>
+      <w:r>
+        <w:t xml:space="preserve"> </w:t>
+      </w:r>
+      <w:r>
+        <w:t xml:space="preserve">(</w:t>
+      </w:r>
+      <m:oMath>
+        <m:sSup>
+          <m:e>
+            <m:r>
+              <m:rPr>
+                <m:nor/>
+                <m:sty m:val="p"/>
+              </m:rPr>
+              <m:t>FSTS</m:t>
+            </m:r>
+          </m:e>
+          <m:sup>
+            <m:r>
+              <m:t>2</m:t>
+            </m:r>
+          </m:sup>
+        </m:sSup>
+      </m:oMath>
+      <w:r>
+        <w:t xml:space="preserve">) coefficients will remain statistically indistinguishable across waves (H2b).</w:t>
       </w:r>
     </w:p>
     <w:p>
@@ -631,7 +852,44 @@
         <w:t xml:space="preserve"> </w:t>
       </w:r>
       <w:r>
-        <w:t xml:space="preserve">When China’s export environment shifts substantially between 2012 and 2024, the I–P curvature coefficients (β₁, β₂) will differ significantly across waves, because structural shocks such as trade friction, BRI reorientation, and COVID-19 alter the cost-benefit calculus of internationalisation (Hitt et al., 1997; Xiao et al., 2013), until the turning-point location and curvature reflect the prevailing macroeconomic and institutional regime (environmental-shift prediction).</w:t>
+        <w:t xml:space="preserve">When China’s export environment shifts substantially between 2012 and 2024, the I–P curvature coefficients (</w:t>
+      </w:r>
+      <m:oMath>
+        <m:sSub>
+          <m:e>
+            <m:r>
+              <m:t>β</m:t>
+            </m:r>
+          </m:e>
+          <m:sub>
+            <m:r>
+              <m:t>1</m:t>
+            </m:r>
+          </m:sub>
+        </m:sSub>
+      </m:oMath>
+      <w:r>
+        <w:t xml:space="preserve">,</w:t>
+      </w:r>
+      <w:r>
+        <w:t xml:space="preserve"> </w:t>
+      </w:r>
+      <m:oMath>
+        <m:sSub>
+          <m:e>
+            <m:r>
+              <m:t>β</m:t>
+            </m:r>
+          </m:e>
+          <m:sub>
+            <m:r>
+              <m:t>2</m:t>
+            </m:r>
+          </m:sub>
+        </m:sSub>
+      </m:oMath>
+      <w:r>
+        <w:t xml:space="preserve">) will differ significantly across waves, because structural shocks such as trade friction, BRI reorientation, and COVID-19 alter the cost-benefit calculus of internationalisation (Hitt et al., 1997; Xiao et al., 2013), until the turning-point location and curvature reflect the prevailing macroeconomic and institutional regime (environmental-shift prediction).</w:t>
       </w:r>
     </w:p>
     <w:p>
@@ -649,7 +907,44 @@
         <w:t xml:space="preserve"> </w:t>
       </w:r>
       <w:r>
-        <w:t xml:space="preserve">When China’s institutional framework governing export costs and coordination remains structurally intact across decades, the I–P curvature coefficients (β₁, β₂) will not differ significantly across waves, because the fundamental tension between learning-by-exporting gains and coordination-cost escalation is anchored to firm-level resource constraints rather than the macro environment (Bausch and Krist, 2007; Marano et al., 2016), so that the turning-point remains within a stable range regardless of the wave (structural-durability prediction).</w:t>
+        <w:t xml:space="preserve">When China’s institutional framework governing export costs and coordination remains structurally intact across decades, the I–P curvature coefficients (</w:t>
+      </w:r>
+      <m:oMath>
+        <m:sSub>
+          <m:e>
+            <m:r>
+              <m:t>β</m:t>
+            </m:r>
+          </m:e>
+          <m:sub>
+            <m:r>
+              <m:t>1</m:t>
+            </m:r>
+          </m:sub>
+        </m:sSub>
+      </m:oMath>
+      <w:r>
+        <w:t xml:space="preserve">,</w:t>
+      </w:r>
+      <w:r>
+        <w:t xml:space="preserve"> </w:t>
+      </w:r>
+      <m:oMath>
+        <m:sSub>
+          <m:e>
+            <m:r>
+              <m:t>β</m:t>
+            </m:r>
+          </m:e>
+          <m:sub>
+            <m:r>
+              <m:t>2</m:t>
+            </m:r>
+          </m:sub>
+        </m:sSub>
+      </m:oMath>
+      <w:r>
+        <w:t xml:space="preserve">) will not differ significantly across waves, because the fundamental tension between learning-by-exporting gains and coordination-cost escalation is anchored to firm-level resource constraints rather than the macro environment (Bausch and Krist, 2007; Marano et al., 2016), so that the turning-point remains within a stable range regardless of the wave (structural-durability prediction).</w:t>
       </w:r>
     </w:p>
     <w:bookmarkEnd w:id="26"/>
@@ -721,7 +1016,31 @@
         <w:t xml:space="preserve"> </w:t>
       </w:r>
       <w:r>
-        <w:t xml:space="preserve">When technological capability is examined across both waves and in the pooled specification, it does not significantly moderate the I–P curvature, because capability operates primarily as a level-shifter of productivity rather than a curvature-moderator (Avenyo et al., 2021), such that neither the turning-point location nor the slope coefficients vary systematically with TCI_full in either wave or the pooled model.</w:t>
+        <w:t xml:space="preserve">When technological capability is examined across both waves and in the pooled specification, it does not significantly moderate the I–P curvature, because capability operates primarily as a level-shifter of productivity rather than a curvature-moderator (Avenyo et al., 2021), such that neither the turning-point location nor the slope coefficients vary systematically with</w:t>
+      </w:r>
+      <w:r>
+        <w:t xml:space="preserve"> </w:t>
+      </w:r>
+      <m:oMath>
+        <m:sSub>
+          <m:e>
+            <m:r>
+              <m:rPr>
+                <m:nor/>
+                <m:sty m:val="p"/>
+              </m:rPr>
+              <m:t>TCI</m:t>
+            </m:r>
+          </m:e>
+          <m:sub>
+            <m:r>
+              <m:t>f</m:t>
+            </m:r>
+          </m:sub>
+        </m:sSub>
+      </m:oMath>
+      <w:r>
+        <w:t xml:space="preserve">ull in either wave or the pooled model.</w:t>
       </w:r>
     </w:p>
     <w:p>
@@ -794,7 +1113,28 @@
         <w:t xml:space="preserve"> </w:t>
       </w:r>
       <w:r>
-        <w:t xml:space="preserve">Conceptual model: internationalisation intensity (FSTS), technological capability (TCI_full), and temporal wave as determinants of log labour productivity. The dashed moderation arrows reflect exploratory mechanism analyses evaluated in Section 4.5.</w:t>
+        <w:t xml:space="preserve">Conceptual model: internationalisation intensity (FSTS), technological capability (</w:t>
+      </w:r>
+      <m:oMath>
+        <m:sSub>
+          <m:e>
+            <m:r>
+              <m:rPr>
+                <m:nor/>
+                <m:sty m:val="p"/>
+              </m:rPr>
+              <m:t>TCI</m:t>
+            </m:r>
+          </m:e>
+          <m:sub>
+            <m:r>
+              <m:t>f</m:t>
+            </m:r>
+          </m:sub>
+        </m:sSub>
+      </m:oMath>
+      <w:r>
+        <w:t xml:space="preserve">ull), and temporal wave as determinants of log labour productivity. The dashed moderation arrows reflect exploratory mechanism analyses evaluated in Section 4.5.</w:t>
       </w:r>
     </w:p>
     <w:p>
@@ -894,7 +1234,7 @@
         <w:rPr>
           <w:rStyle w:val="VerbatimChar"/>
         </w:rPr>
-        <w:t xml:space="preserve">FSTS²</w:t>
+        <w:t xml:space="preserve">$\text{FSTS}^2$</w:t>
       </w:r>
       <w:r>
         <w:t xml:space="preserve">), are 2,619 firms in 2012, 1,940 firms in 2024, and 4,559 firm-year observations in the pooled dataset. The regression samples (</w:t>
@@ -941,7 +1281,7 @@
         <w:rPr>
           <w:rStyle w:val="VerbatimChar"/>
         </w:rPr>
-        <w:t xml:space="preserve">TCI_full</w:t>
+        <w:t xml:space="preserve">$\text{TCI}_f$ull</w:t>
       </w:r>
       <w:r>
         <w:t xml:space="preserve"> </w:t>
@@ -956,7 +1296,7 @@
         <w:rPr>
           <w:rStyle w:val="VerbatimChar"/>
         </w:rPr>
-        <w:t xml:space="preserve">DAI_core</w:t>
+        <w:t xml:space="preserve">$\text{DAI}_c$ore</w:t>
       </w:r>
       <w:r>
         <w:t xml:space="preserve"> </w:t>
@@ -1112,8 +1452,57 @@
       <w:r>
         <w:t xml:space="preserve"> </w:t>
       </w:r>
-      <w:r>
-        <w:t xml:space="preserve">FSTS² = FSTS × FSTS; included in all regression models to capture inverted-U curvature.</w:t>
+      <m:oMath>
+        <m:sSup>
+          <m:e>
+            <m:r>
+              <m:rPr>
+                <m:nor/>
+                <m:sty m:val="p"/>
+              </m:rPr>
+              <m:t>FSTS</m:t>
+            </m:r>
+          </m:e>
+          <m:sup>
+            <m:r>
+              <m:t>2</m:t>
+            </m:r>
+          </m:sup>
+        </m:sSup>
+      </m:oMath>
+      <w:r>
+        <w:t xml:space="preserve"> </w:t>
+      </w:r>
+      <w:r>
+        <w:t xml:space="preserve">=</w:t>
+      </w:r>
+      <w:r>
+        <w:t xml:space="preserve"> </w:t>
+      </w:r>
+      <m:oMath>
+        <m:r>
+          <m:rPr>
+            <m:nor/>
+            <m:sty m:val="p"/>
+          </m:rPr>
+          <m:t>FSTS</m:t>
+        </m:r>
+        <m:r>
+          <m:rPr>
+            <m:sty m:val="p"/>
+          </m:rPr>
+          <m:t>×</m:t>
+        </m:r>
+        <m:r>
+          <m:rPr>
+            <m:nor/>
+            <m:sty m:val="p"/>
+          </m:rPr>
+          <m:t>FSTS</m:t>
+        </m:r>
+      </m:oMath>
+      <w:r>
+        <w:t xml:space="preserve">; included in all regression models to capture inverted-U curvature.</w:t>
       </w:r>
     </w:p>
     <w:p>
@@ -1125,7 +1514,32 @@
           <w:bCs/>
           <w:b/>
         </w:rPr>
-        <w:t xml:space="preserve">Technological Capability Index (TCI_full).</w:t>
+        <w:t xml:space="preserve">Technological Capability Index (</w:t>
+      </w:r>
+      <m:oMath>
+        <m:sSub>
+          <m:e>
+            <m:r>
+              <m:rPr>
+                <m:nor/>
+                <m:sty m:val="p"/>
+              </m:rPr>
+              <m:t>TCI</m:t>
+            </m:r>
+          </m:e>
+          <m:sub>
+            <m:r>
+              <m:t>f</m:t>
+            </m:r>
+          </m:sub>
+        </m:sSub>
+      </m:oMath>
+      <w:r>
+        <w:rPr>
+          <w:bCs/>
+          <w:b/>
+        </w:rPr>
+        <w:t xml:space="preserve">ull).</w:t>
       </w:r>
       <w:r>
         <w:t xml:space="preserve"> </w:t>
@@ -1167,7 +1581,31 @@
         <w:t xml:space="preserve">l10</w:t>
       </w:r>
       <w:r>
-        <w:t xml:space="preserve">, continuous). Items are standardised within-wave and averaged (minimum 3 of 4 items non-missing). TCI_full is within-wave z-standardised before pooling.</w:t>
+        <w:t xml:space="preserve">, continuous). Items are standardised within-wave and averaged (minimum 3 of 4 items non-missing).</w:t>
+      </w:r>
+      <w:r>
+        <w:t xml:space="preserve"> </w:t>
+      </w:r>
+      <m:oMath>
+        <m:sSub>
+          <m:e>
+            <m:r>
+              <m:rPr>
+                <m:nor/>
+                <m:sty m:val="p"/>
+              </m:rPr>
+              <m:t>TCI</m:t>
+            </m:r>
+          </m:e>
+          <m:sub>
+            <m:r>
+              <m:t>f</m:t>
+            </m:r>
+          </m:sub>
+        </m:sSub>
+      </m:oMath>
+      <w:r>
+        <w:t xml:space="preserve">ull is within-wave z-standardised before pooling.</w:t>
       </w:r>
     </w:p>
     <w:p>
@@ -1179,7 +1617,32 @@
           <w:bCs/>
           <w:b/>
         </w:rPr>
-        <w:t xml:space="preserve">Digital Adoption Index (DAI_core).</w:t>
+        <w:t xml:space="preserve">Digital Adoption Index (</w:t>
+      </w:r>
+      <m:oMath>
+        <m:sSub>
+          <m:e>
+            <m:r>
+              <m:rPr>
+                <m:nor/>
+                <m:sty m:val="p"/>
+              </m:rPr>
+              <m:t>DAI</m:t>
+            </m:r>
+          </m:e>
+          <m:sub>
+            <m:r>
+              <m:t>c</m:t>
+            </m:r>
+          </m:sub>
+        </m:sSub>
+      </m:oMath>
+      <w:r>
+        <w:rPr>
+          <w:bCs/>
+          <w:b/>
+        </w:rPr>
+        <w:t xml:space="preserve">ore).</w:t>
       </w:r>
       <w:r>
         <w:t xml:space="preserve"> </w:t>
@@ -1209,7 +1672,31 @@
         <w:t xml:space="preserve"> </w:t>
       </w:r>
       <w:r>
-        <w:t xml:space="preserve">is available and identically defined in both waves. DAI_core is treated as a baseline control rather than a theoretically-grounded capability construct.</w:t>
+        <w:t xml:space="preserve">is available and identically defined in both waves.</w:t>
+      </w:r>
+      <w:r>
+        <w:t xml:space="preserve"> </w:t>
+      </w:r>
+      <m:oMath>
+        <m:sSub>
+          <m:e>
+            <m:r>
+              <m:rPr>
+                <m:nor/>
+                <m:sty m:val="p"/>
+              </m:rPr>
+              <m:t>DAI</m:t>
+            </m:r>
+          </m:e>
+          <m:sub>
+            <m:r>
+              <m:t>c</m:t>
+            </m:r>
+          </m:sub>
+        </m:sSub>
+      </m:oMath>
+      <w:r>
+        <w:t xml:space="preserve">ore is treated as a baseline control rather than a theoretically-grounded capability construct.</w:t>
       </w:r>
     </w:p>
     <w:p>
@@ -1842,8 +2329,165 @@
       <w:r>
         <w:t xml:space="preserve"> </w:t>
       </w:r>
-      <w:r>
-        <w:t xml:space="preserve">TCI_full uses a richer 4-item composite than TCI_z in P3/P4 (2-item: quality cert + foreign technology adoption). DAI_core = Tier-1 proxy (website binary c22b), equivalent to DAI_z in P3. FSTS is not mean-centred (unlike FSTS_c in P3/P4); the turning-point formula TP = −β₁/(2β₂) is invariant to centring.</w:t>
+      <m:oMath>
+        <m:sSub>
+          <m:e>
+            <m:r>
+              <m:rPr>
+                <m:nor/>
+                <m:sty m:val="p"/>
+              </m:rPr>
+              <m:t>TCI</m:t>
+            </m:r>
+          </m:e>
+          <m:sub>
+            <m:r>
+              <m:t>f</m:t>
+            </m:r>
+          </m:sub>
+        </m:sSub>
+      </m:oMath>
+      <w:r>
+        <w:t xml:space="preserve">ull uses a richer 4-item composite than</w:t>
+      </w:r>
+      <w:r>
+        <w:t xml:space="preserve"> </w:t>
+      </w:r>
+      <m:oMath>
+        <m:sSub>
+          <m:e>
+            <m:r>
+              <m:rPr>
+                <m:nor/>
+                <m:sty m:val="p"/>
+              </m:rPr>
+              <m:t>TCI</m:t>
+            </m:r>
+          </m:e>
+          <m:sub>
+            <m:r>
+              <m:t>z</m:t>
+            </m:r>
+          </m:sub>
+        </m:sSub>
+      </m:oMath>
+      <w:r>
+        <w:t xml:space="preserve"> </w:t>
+      </w:r>
+      <w:r>
+        <w:t xml:space="preserve">in P3/P4 (2-item: quality cert + foreign technology adoption).</w:t>
+      </w:r>
+      <w:r>
+        <w:t xml:space="preserve"> </w:t>
+      </w:r>
+      <m:oMath>
+        <m:sSub>
+          <m:e>
+            <m:r>
+              <m:rPr>
+                <m:nor/>
+                <m:sty m:val="p"/>
+              </m:rPr>
+              <m:t>DAI</m:t>
+            </m:r>
+          </m:e>
+          <m:sub>
+            <m:r>
+              <m:t>c</m:t>
+            </m:r>
+          </m:sub>
+        </m:sSub>
+      </m:oMath>
+      <w:r>
+        <w:t xml:space="preserve">ore = Tier-1 proxy (website binary c22b), equivalent to</w:t>
+      </w:r>
+      <w:r>
+        <w:t xml:space="preserve"> </w:t>
+      </w:r>
+      <m:oMath>
+        <m:sSub>
+          <m:e>
+            <m:r>
+              <m:rPr>
+                <m:nor/>
+                <m:sty m:val="p"/>
+              </m:rPr>
+              <m:t>DAI</m:t>
+            </m:r>
+          </m:e>
+          <m:sub>
+            <m:r>
+              <m:t>z</m:t>
+            </m:r>
+          </m:sub>
+        </m:sSub>
+      </m:oMath>
+      <w:r>
+        <w:t xml:space="preserve"> </w:t>
+      </w:r>
+      <w:r>
+        <w:t xml:space="preserve">in P3. FSTS is not mean-centred (unlike</w:t>
+      </w:r>
+      <w:r>
+        <w:t xml:space="preserve"> </w:t>
+      </w:r>
+      <m:oMath>
+        <m:sSub>
+          <m:e>
+            <m:r>
+              <m:rPr>
+                <m:nor/>
+                <m:sty m:val="p"/>
+              </m:rPr>
+              <m:t>FSTS</m:t>
+            </m:r>
+          </m:e>
+          <m:sub>
+            <m:r>
+              <m:t>c</m:t>
+            </m:r>
+          </m:sub>
+        </m:sSub>
+      </m:oMath>
+      <w:r>
+        <w:t xml:space="preserve"> </w:t>
+      </w:r>
+      <w:r>
+        <w:t xml:space="preserve">in P3/P4); the turning-point formula TP = −</w:t>
+      </w:r>
+      <m:oMath>
+        <m:sSub>
+          <m:e>
+            <m:r>
+              <m:t>β</m:t>
+            </m:r>
+          </m:e>
+          <m:sub>
+            <m:r>
+              <m:t>1</m:t>
+            </m:r>
+          </m:sub>
+        </m:sSub>
+      </m:oMath>
+      <w:r>
+        <w:t xml:space="preserve">/(2</w:t>
+      </w:r>
+      <m:oMath>
+        <m:sSub>
+          <m:e>
+            <m:r>
+              <m:t>β</m:t>
+            </m:r>
+          </m:e>
+          <m:sub>
+            <m:r>
+              <m:t>2</m:t>
+            </m:r>
+          </m:sub>
+        </m:sSub>
+      </m:oMath>
+      <w:r>
+        <w:t xml:space="preserve">) is invariant to centring.</w:t>
       </w:r>
     </w:p>
     <w:bookmarkEnd w:id="33"/>
@@ -1885,7 +2529,31 @@
         <w:t xml:space="preserve">’</w:t>
       </w:r>
       <w:r>
-        <w:t xml:space="preserve">), enabling within-firm variation estimates via cluster-robust standard errors on firm identifiers. This panel core, though modest in size relative to the full sample, provides additional identification leverage unavailable in single-wave studies. The main specification (M2) includes FSTS, FSTS², lnEmp, firmage, and foreigndummy.</w:t>
+        <w:t xml:space="preserve">), enabling within-firm variation estimates via cluster-robust standard errors on firm identifiers. This panel core, though modest in size relative to the full sample, provides additional identification leverage unavailable in single-wave studies. The main specification (M2) includes FSTS,</w:t>
+      </w:r>
+      <w:r>
+        <w:t xml:space="preserve"> </w:t>
+      </w:r>
+      <m:oMath>
+        <m:sSup>
+          <m:e>
+            <m:r>
+              <m:rPr>
+                <m:nor/>
+                <m:sty m:val="p"/>
+              </m:rPr>
+              <m:t>FSTS</m:t>
+            </m:r>
+          </m:e>
+          <m:sup>
+            <m:r>
+              <m:t>2</m:t>
+            </m:r>
+          </m:sup>
+        </m:sSup>
+      </m:oMath>
+      <w:r>
+        <w:t xml:space="preserve">, lnEmp, firmage, and foreigndummy.</w:t>
       </w:r>
     </w:p>
     <w:p>
@@ -1893,7 +2561,44 @@
         <w:pStyle w:val="BodyText"/>
       </w:pPr>
       <w:r>
-        <w:t xml:space="preserve">Turning-point estimates are derived by the delta method: TP = −β₁ / (2β₂), with 95 % CIs computed via the delta-method gradient. Lind and Mehlum (2010) criteria—significant positive slope at the left bound (FSTS = 0) and significant negative slope at the right bound (FSTS = 1)—are verified for each wave.</w:t>
+        <w:t xml:space="preserve">Turning-point estimates are derived by the delta method: TP = −</w:t>
+      </w:r>
+      <m:oMath>
+        <m:sSub>
+          <m:e>
+            <m:r>
+              <m:t>β</m:t>
+            </m:r>
+          </m:e>
+          <m:sub>
+            <m:r>
+              <m:t>1</m:t>
+            </m:r>
+          </m:sub>
+        </m:sSub>
+      </m:oMath>
+      <w:r>
+        <w:t xml:space="preserve"> </w:t>
+      </w:r>
+      <w:r>
+        <w:t xml:space="preserve">/ (2</w:t>
+      </w:r>
+      <m:oMath>
+        <m:sSub>
+          <m:e>
+            <m:r>
+              <m:t>β</m:t>
+            </m:r>
+          </m:e>
+          <m:sub>
+            <m:r>
+              <m:t>2</m:t>
+            </m:r>
+          </m:sub>
+        </m:sSub>
+      </m:oMath>
+      <w:r>
+        <w:t xml:space="preserve">), with 95 % CIs computed via the delta-method gradient. Lind and Mehlum (2010) criteria—significant positive slope at the left bound (FSTS = 0) and significant negative slope at the right bound (FSTS = 1)—are verified for each wave.</w:t>
       </w:r>
     </w:p>
     <w:p>
@@ -2572,7 +3277,44 @@
         <w:pStyle w:val="FirstParagraph"/>
       </w:pPr>
       <w:r>
-        <w:t xml:space="preserve">Turning point: TP* = −β₁ / (2β₂); Lind–Mehlum (2010) criteria verified for each wave.</w:t>
+        <w:t xml:space="preserve">Turning point: TP* = −</w:t>
+      </w:r>
+      <m:oMath>
+        <m:sSub>
+          <m:e>
+            <m:r>
+              <m:t>β</m:t>
+            </m:r>
+          </m:e>
+          <m:sub>
+            <m:r>
+              <m:t>1</m:t>
+            </m:r>
+          </m:sub>
+        </m:sSub>
+      </m:oMath>
+      <w:r>
+        <w:t xml:space="preserve"> </w:t>
+      </w:r>
+      <w:r>
+        <w:t xml:space="preserve">/ (2</w:t>
+      </w:r>
+      <m:oMath>
+        <m:sSub>
+          <m:e>
+            <m:r>
+              <m:t>β</m:t>
+            </m:r>
+          </m:e>
+          <m:sub>
+            <m:r>
+              <m:t>2</m:t>
+            </m:r>
+          </m:sub>
+        </m:sSub>
+      </m:oMath>
+      <w:r>
+        <w:t xml:space="preserve">); Lind–Mehlum (2010) criteria verified for each wave.</w:t>
       </w:r>
     </w:p>
     <w:p>
@@ -2590,7 +3332,28 @@
         <w:t xml:space="preserve"> </w:t>
       </w:r>
       <w:r>
-        <w:t xml:space="preserve">(TCI_full level effect, tests H3 direct):</w:t>
+        <w:t xml:space="preserve">(</w:t>
+      </w:r>
+      <m:oMath>
+        <m:sSub>
+          <m:e>
+            <m:r>
+              <m:rPr>
+                <m:nor/>
+                <m:sty m:val="p"/>
+              </m:rPr>
+              <m:t>TCI</m:t>
+            </m:r>
+          </m:e>
+          <m:sub>
+            <m:r>
+              <m:t>f</m:t>
+            </m:r>
+          </m:sub>
+        </m:sSub>
+      </m:oMath>
+      <w:r>
+        <w:t xml:space="preserve">ull level effect, tests H3 direct):</w:t>
       </w:r>
     </w:p>
     <w:p>
@@ -2850,7 +3613,28 @@
         <w:t xml:space="preserve"> </w:t>
       </w:r>
       <w:r>
-        <w:t xml:space="preserve">(TCI_full curvature moderation, tests H3 interaction):</w:t>
+        <w:t xml:space="preserve">(</w:t>
+      </w:r>
+      <m:oMath>
+        <m:sSub>
+          <m:e>
+            <m:r>
+              <m:rPr>
+                <m:nor/>
+                <m:sty m:val="p"/>
+              </m:rPr>
+              <m:t>TCI</m:t>
+            </m:r>
+          </m:e>
+          <m:sub>
+            <m:r>
+              <m:t>f</m:t>
+            </m:r>
+          </m:sub>
+        </m:sSub>
+      </m:oMath>
+      <w:r>
+        <w:t xml:space="preserve">ull curvature moderation, tests H3 interaction):</w:t>
       </w:r>
     </w:p>
     <w:p>
@@ -3289,7 +4073,28 @@
         <w:t xml:space="preserve"> </w:t>
       </w:r>
       <w:r>
-        <w:t xml:space="preserve">(DAI_core direct, tests H4 digital baseline):</w:t>
+        <w:t xml:space="preserve">(</w:t>
+      </w:r>
+      <m:oMath>
+        <m:sSub>
+          <m:e>
+            <m:r>
+              <m:rPr>
+                <m:nor/>
+                <m:sty m:val="p"/>
+              </m:rPr>
+              <m:t>DAI</m:t>
+            </m:r>
+          </m:e>
+          <m:sub>
+            <m:r>
+              <m:t>c</m:t>
+            </m:r>
+          </m:sub>
+        </m:sSub>
+      </m:oMath>
+      <w:r>
+        <w:t xml:space="preserve">ore direct, tests H4 digital baseline):</w:t>
       </w:r>
     </w:p>
     <w:p>
@@ -3614,7 +4419,70 @@
         <w:t xml:space="preserve"> </w:t>
       </w:r>
       <w:r>
-        <w:t xml:space="preserve">Exporters self-select, firms with higher productivity are more likely to begin exporting (Melitz, 2003). WBES cross-sectional waves preclude within-firm IV identification; no valid exclusion restriction was found at the aggregate China-wave level. Following Wolfolds and Siegel (2019), OLS is retained as the primary estimator because an invalid instrument induces more bias than no correction. Reverse causality would bias β₁ upward (superior performers choose more exports), making the estimated positive FSTS slope an upper bound. The primary robustness against this concern is that (a) the turning-point estimate depends on the sign and magnitude of β₂, which is less susceptible to selection-direction bias than β₁, and (b) the structural stability of the inverted-U across two independent waves with distinct selection contexts (Paternoster z = +0.82, p = .412) supports the robustness of the shape estimate. Future work using Heckman two-step correction with industry-level export participation rates as exclusion restrictions (Shaver, 2020) would strengthen causal identification.</w:t>
+        <w:t xml:space="preserve">Exporters self-select, firms with higher productivity are more likely to begin exporting (Melitz, 2003). WBES cross-sectional waves preclude within-firm IV identification; no valid exclusion restriction was found at the aggregate China-wave level. Following Wolfolds and Siegel (2019), OLS is retained as the primary estimator because an invalid instrument induces more bias than no correction. Reverse causality would bias</w:t>
+      </w:r>
+      <w:r>
+        <w:t xml:space="preserve"> </w:t>
+      </w:r>
+      <m:oMath>
+        <m:sSub>
+          <m:e>
+            <m:r>
+              <m:t>β</m:t>
+            </m:r>
+          </m:e>
+          <m:sub>
+            <m:r>
+              <m:t>1</m:t>
+            </m:r>
+          </m:sub>
+        </m:sSub>
+      </m:oMath>
+      <w:r>
+        <w:t xml:space="preserve"> </w:t>
+      </w:r>
+      <w:r>
+        <w:t xml:space="preserve">upward (superior performers choose more exports), making the estimated positive FSTS slope an upper bound. The primary robustness against this concern is that (a) the turning-point estimate depends on the sign and magnitude of</w:t>
+      </w:r>
+      <w:r>
+        <w:t xml:space="preserve"> </w:t>
+      </w:r>
+      <m:oMath>
+        <m:sSub>
+          <m:e>
+            <m:r>
+              <m:t>β</m:t>
+            </m:r>
+          </m:e>
+          <m:sub>
+            <m:r>
+              <m:t>2</m:t>
+            </m:r>
+          </m:sub>
+        </m:sSub>
+      </m:oMath>
+      <w:r>
+        <w:t xml:space="preserve">, which is less susceptible to selection-direction bias than</w:t>
+      </w:r>
+      <w:r>
+        <w:t xml:space="preserve"> </w:t>
+      </w:r>
+      <m:oMath>
+        <m:sSub>
+          <m:e>
+            <m:r>
+              <m:t>β</m:t>
+            </m:r>
+          </m:e>
+          <m:sub>
+            <m:r>
+              <m:t>1</m:t>
+            </m:r>
+          </m:sub>
+        </m:sSub>
+      </m:oMath>
+      <w:r>
+        <w:t xml:space="preserve">, and (b) the structural stability of the inverted-U across two independent waves with distinct selection contexts (Paternoster z = +0.82, p = .412) supports the robustness of the shape estimate. Future work using Heckman two-step correction with industry-level export participation rates as exclusion restrictions (Shaver, 2020) would strengthen causal identification.</w:t>
       </w:r>
     </w:p>
     <w:p>
@@ -3622,7 +4490,74 @@
         <w:pStyle w:val="BodyText"/>
       </w:pPr>
       <w:r>
-        <w:t xml:space="preserve">Capability moderation is tested via a pooled OLS model (M6) with wave × FSTS × TCI interaction terms and three joint F-tests (F1: cross-wave curvature shift; F2: within-wave capability moderation; F3: capability-conditioned cross-wave shift). Significance is evaluated at α = .05 two-tailed with Bonferroni-corrected threshold α* = .017 for the three jointly-assessed hypotheses.</w:t>
+        <w:t xml:space="preserve">Capability moderation is tested via a pooled OLS model (M6) with wave</w:t>
+      </w:r>
+      <w:r>
+        <w:t xml:space="preserve"> </w:t>
+      </w:r>
+      <m:oMath>
+        <m:r>
+          <m:rPr>
+            <m:sty m:val="p"/>
+          </m:rPr>
+          <m:t>×</m:t>
+        </m:r>
+      </m:oMath>
+      <w:r>
+        <w:t xml:space="preserve"> </w:t>
+      </w:r>
+      <m:oMath>
+        <m:r>
+          <m:rPr>
+            <m:nor/>
+            <m:sty m:val="p"/>
+          </m:rPr>
+          <m:t>FSTS</m:t>
+        </m:r>
+        <m:r>
+          <m:rPr>
+            <m:sty m:val="p"/>
+          </m:rPr>
+          <m:t>×</m:t>
+        </m:r>
+        <m:r>
+          <m:rPr>
+            <m:nor/>
+            <m:sty m:val="p"/>
+          </m:rPr>
+          <m:t>TCI</m:t>
+        </m:r>
+      </m:oMath>
+      <w:r>
+        <w:t xml:space="preserve"> </w:t>
+      </w:r>
+      <w:r>
+        <w:t xml:space="preserve">interaction terms and three joint F-tests (F1: cross-wave curvature shift; F2: within-wave capability moderation; F3: capability-conditioned cross-wave shift). Significance is evaluated at</w:t>
+      </w:r>
+      <w:r>
+        <w:t xml:space="preserve"> </w:t>
+      </w:r>
+      <m:oMath>
+        <m:r>
+          <m:t>α</m:t>
+        </m:r>
+      </m:oMath>
+      <w:r>
+        <w:t xml:space="preserve"> </w:t>
+      </w:r>
+      <w:r>
+        <w:t xml:space="preserve">= .05 two-tailed with Bonferroni-corrected threshold</w:t>
+      </w:r>
+      <w:r>
+        <w:t xml:space="preserve"> </w:t>
+      </w:r>
+      <m:oMath>
+        <m:r>
+          <m:t>α</m:t>
+        </m:r>
+      </m:oMath>
+      <w:r>
+        <w:t xml:space="preserve">* = .017 for the three jointly-assessed hypotheses.</w:t>
       </w:r>
     </w:p>
     <w:p>
@@ -3641,41 +4576,758 @@
       <w:pPr>
         <w:pStyle w:val="BodyText"/>
       </w:pPr>
-      <w:r>
-        <w:t xml:space="preserve">$$\ln LP_{it} = \alpha + \b\beta_1 FSTS_{it} + \b\beta_2 FSTS^2_{it} + \b\beta_3 TCI_{it} + \b\beta_4 \text{wave}_t$$</w:t>
-      </w:r>
+      <m:oMathPara>
+        <m:oMathParaPr>
+          <m:jc m:val="center"/>
+        </m:oMathParaPr>
+        <m:oMath>
+          <m:r>
+            <m:rPr>
+              <m:sty m:val="p"/>
+            </m:rPr>
+            <m:t>ln</m:t>
+          </m:r>
+          <m:r>
+            <m:t>L</m:t>
+          </m:r>
+          <m:sSub>
+            <m:e>
+              <m:r>
+                <m:t>P</m:t>
+              </m:r>
+            </m:e>
+            <m:sub>
+              <m:r>
+                <m:t>i</m:t>
+              </m:r>
+              <m:r>
+                <m:t>t</m:t>
+              </m:r>
+            </m:sub>
+          </m:sSub>
+          <m:r>
+            <m:rPr>
+              <m:sty m:val="p"/>
+            </m:rPr>
+            <m:t>=</m:t>
+          </m:r>
+          <m:r>
+            <m:t>α</m:t>
+          </m:r>
+          <m:r>
+            <m:rPr>
+              <m:sty m:val="p"/>
+            </m:rPr>
+            <m:t>+</m:t>
+          </m:r>
+          <m:sSub>
+            <m:e>
+              <m:r>
+                <m:t>β</m:t>
+              </m:r>
+            </m:e>
+            <m:sub>
+              <m:r>
+                <m:t>1</m:t>
+              </m:r>
+            </m:sub>
+          </m:sSub>
+          <m:r>
+            <m:t>F</m:t>
+          </m:r>
+          <m:r>
+            <m:t>S</m:t>
+          </m:r>
+          <m:r>
+            <m:t>T</m:t>
+          </m:r>
+          <m:sSub>
+            <m:e>
+              <m:r>
+                <m:t>S</m:t>
+              </m:r>
+            </m:e>
+            <m:sub>
+              <m:r>
+                <m:t>i</m:t>
+              </m:r>
+              <m:r>
+                <m:t>t</m:t>
+              </m:r>
+            </m:sub>
+          </m:sSub>
+          <m:r>
+            <m:rPr>
+              <m:sty m:val="p"/>
+            </m:rPr>
+            <m:t>+</m:t>
+          </m:r>
+          <m:sSub>
+            <m:e>
+              <m:r>
+                <m:t>β</m:t>
+              </m:r>
+            </m:e>
+            <m:sub>
+              <m:r>
+                <m:t>2</m:t>
+              </m:r>
+            </m:sub>
+          </m:sSub>
+          <m:r>
+            <m:t>F</m:t>
+          </m:r>
+          <m:r>
+            <m:t>S</m:t>
+          </m:r>
+          <m:r>
+            <m:t>T</m:t>
+          </m:r>
+          <m:sSubSup>
+            <m:e>
+              <m:r>
+                <m:t>S</m:t>
+              </m:r>
+            </m:e>
+            <m:sub>
+              <m:r>
+                <m:t>i</m:t>
+              </m:r>
+              <m:r>
+                <m:t>t</m:t>
+              </m:r>
+            </m:sub>
+            <m:sup>
+              <m:r>
+                <m:t>2</m:t>
+              </m:r>
+            </m:sup>
+          </m:sSubSup>
+          <m:r>
+            <m:rPr>
+              <m:sty m:val="p"/>
+            </m:rPr>
+            <m:t>+</m:t>
+          </m:r>
+          <m:sSub>
+            <m:e>
+              <m:r>
+                <m:t>β</m:t>
+              </m:r>
+            </m:e>
+            <m:sub>
+              <m:r>
+                <m:t>3</m:t>
+              </m:r>
+            </m:sub>
+          </m:sSub>
+          <m:r>
+            <m:t>T</m:t>
+          </m:r>
+          <m:r>
+            <m:t>C</m:t>
+          </m:r>
+          <m:sSub>
+            <m:e>
+              <m:r>
+                <m:t>I</m:t>
+              </m:r>
+            </m:e>
+            <m:sub>
+              <m:r>
+                <m:t>i</m:t>
+              </m:r>
+              <m:r>
+                <m:t>t</m:t>
+              </m:r>
+            </m:sub>
+          </m:sSub>
+          <m:r>
+            <m:rPr>
+              <m:sty m:val="p"/>
+            </m:rPr>
+            <m:t>+</m:t>
+          </m:r>
+          <m:sSub>
+            <m:e>
+              <m:r>
+                <m:t>β</m:t>
+              </m:r>
+            </m:e>
+            <m:sub>
+              <m:r>
+                <m:t>4</m:t>
+              </m:r>
+            </m:sub>
+          </m:sSub>
+          <m:sSub>
+            <m:e>
+              <m:r>
+                <m:rPr>
+                  <m:nor/>
+                  <m:sty m:val="p"/>
+                </m:rPr>
+                <m:t>wave</m:t>
+              </m:r>
+            </m:e>
+            <m:sub>
+              <m:r>
+                <m:t>t</m:t>
+              </m:r>
+            </m:sub>
+          </m:sSub>
+        </m:oMath>
+      </m:oMathPara>
     </w:p>
     <w:p>
       <w:pPr>
         <w:pStyle w:val="FirstParagraph"/>
       </w:pPr>
-      <w:r>
-        <w:t xml:space="preserve">$$+ \b\beta_5 (FSTS \times TCI)_{it} + \b\beta_6 (FSTS^2 \times TCI)_{it}$$</w:t>
-      </w:r>
+      <m:oMathPara>
+        <m:oMathParaPr>
+          <m:jc m:val="center"/>
+        </m:oMathParaPr>
+        <m:oMath>
+          <m:r>
+            <m:rPr>
+              <m:sty m:val="p"/>
+            </m:rPr>
+            <m:t>+</m:t>
+          </m:r>
+          <m:sSub>
+            <m:e>
+              <m:r>
+                <m:t>β</m:t>
+              </m:r>
+            </m:e>
+            <m:sub>
+              <m:r>
+                <m:t>5</m:t>
+              </m:r>
+            </m:sub>
+          </m:sSub>
+          <m:sSub>
+            <m:e>
+              <m:d>
+                <m:dPr>
+                  <m:begChr m:val="("/>
+                  <m:endChr m:val=")"/>
+                  <m:sepChr m:val=""/>
+                  <m:grow/>
+                </m:dPr>
+                <m:e>
+                  <m:r>
+                    <m:t>F</m:t>
+                  </m:r>
+                  <m:r>
+                    <m:t>S</m:t>
+                  </m:r>
+                  <m:r>
+                    <m:t>T</m:t>
+                  </m:r>
+                  <m:r>
+                    <m:t>S</m:t>
+                  </m:r>
+                  <m:r>
+                    <m:rPr>
+                      <m:sty m:val="p"/>
+                    </m:rPr>
+                    <m:t>×</m:t>
+                  </m:r>
+                  <m:r>
+                    <m:t>T</m:t>
+                  </m:r>
+                  <m:r>
+                    <m:t>C</m:t>
+                  </m:r>
+                  <m:r>
+                    <m:t>I</m:t>
+                  </m:r>
+                </m:e>
+              </m:d>
+            </m:e>
+            <m:sub>
+              <m:r>
+                <m:t>i</m:t>
+              </m:r>
+              <m:r>
+                <m:t>t</m:t>
+              </m:r>
+            </m:sub>
+          </m:sSub>
+          <m:r>
+            <m:rPr>
+              <m:sty m:val="p"/>
+            </m:rPr>
+            <m:t>+</m:t>
+          </m:r>
+          <m:sSub>
+            <m:e>
+              <m:r>
+                <m:t>β</m:t>
+              </m:r>
+            </m:e>
+            <m:sub>
+              <m:r>
+                <m:t>6</m:t>
+              </m:r>
+            </m:sub>
+          </m:sSub>
+          <m:sSub>
+            <m:e>
+              <m:d>
+                <m:dPr>
+                  <m:begChr m:val="("/>
+                  <m:endChr m:val=")"/>
+                  <m:sepChr m:val=""/>
+                  <m:grow/>
+                </m:dPr>
+                <m:e>
+                  <m:r>
+                    <m:t>F</m:t>
+                  </m:r>
+                  <m:r>
+                    <m:t>S</m:t>
+                  </m:r>
+                  <m:r>
+                    <m:t>T</m:t>
+                  </m:r>
+                  <m:sSup>
+                    <m:e>
+                      <m:r>
+                        <m:t>S</m:t>
+                      </m:r>
+                    </m:e>
+                    <m:sup>
+                      <m:r>
+                        <m:t>2</m:t>
+                      </m:r>
+                    </m:sup>
+                  </m:sSup>
+                  <m:r>
+                    <m:rPr>
+                      <m:sty m:val="p"/>
+                    </m:rPr>
+                    <m:t>×</m:t>
+                  </m:r>
+                  <m:r>
+                    <m:t>T</m:t>
+                  </m:r>
+                  <m:r>
+                    <m:t>C</m:t>
+                  </m:r>
+                  <m:r>
+                    <m:t>I</m:t>
+                  </m:r>
+                </m:e>
+              </m:d>
+            </m:e>
+            <m:sub>
+              <m:r>
+                <m:t>i</m:t>
+              </m:r>
+              <m:r>
+                <m:t>t</m:t>
+              </m:r>
+            </m:sub>
+          </m:sSub>
+        </m:oMath>
+      </m:oMathPara>
     </w:p>
     <w:p>
       <w:pPr>
         <w:pStyle w:val="FirstParagraph"/>
       </w:pPr>
-      <w:r>
-        <w:t xml:space="preserve">$$+ \b\beta_7 (FSTS \times \text{wave})_{it} + \b\beta_8 (FSTS^2 \times \text{wave})_{it}$$</w:t>
-      </w:r>
+      <m:oMathPara>
+        <m:oMathParaPr>
+          <m:jc m:val="center"/>
+        </m:oMathParaPr>
+        <m:oMath>
+          <m:r>
+            <m:rPr>
+              <m:sty m:val="p"/>
+            </m:rPr>
+            <m:t>+</m:t>
+          </m:r>
+          <m:sSub>
+            <m:e>
+              <m:r>
+                <m:t>β</m:t>
+              </m:r>
+            </m:e>
+            <m:sub>
+              <m:r>
+                <m:t>7</m:t>
+              </m:r>
+            </m:sub>
+          </m:sSub>
+          <m:sSub>
+            <m:e>
+              <m:d>
+                <m:dPr>
+                  <m:begChr m:val="("/>
+                  <m:endChr m:val=")"/>
+                  <m:sepChr m:val=""/>
+                  <m:grow/>
+                </m:dPr>
+                <m:e>
+                  <m:r>
+                    <m:t>F</m:t>
+                  </m:r>
+                  <m:r>
+                    <m:t>S</m:t>
+                  </m:r>
+                  <m:r>
+                    <m:t>T</m:t>
+                  </m:r>
+                  <m:r>
+                    <m:t>S</m:t>
+                  </m:r>
+                  <m:r>
+                    <m:rPr>
+                      <m:sty m:val="p"/>
+                    </m:rPr>
+                    <m:t>×</m:t>
+                  </m:r>
+                  <m:r>
+                    <m:rPr>
+                      <m:nor/>
+                      <m:sty m:val="p"/>
+                    </m:rPr>
+                    <m:t>wave</m:t>
+                  </m:r>
+                </m:e>
+              </m:d>
+            </m:e>
+            <m:sub>
+              <m:r>
+                <m:t>i</m:t>
+              </m:r>
+              <m:r>
+                <m:t>t</m:t>
+              </m:r>
+            </m:sub>
+          </m:sSub>
+          <m:r>
+            <m:rPr>
+              <m:sty m:val="p"/>
+            </m:rPr>
+            <m:t>+</m:t>
+          </m:r>
+          <m:sSub>
+            <m:e>
+              <m:r>
+                <m:t>β</m:t>
+              </m:r>
+            </m:e>
+            <m:sub>
+              <m:r>
+                <m:t>8</m:t>
+              </m:r>
+            </m:sub>
+          </m:sSub>
+          <m:sSub>
+            <m:e>
+              <m:d>
+                <m:dPr>
+                  <m:begChr m:val="("/>
+                  <m:endChr m:val=")"/>
+                  <m:sepChr m:val=""/>
+                  <m:grow/>
+                </m:dPr>
+                <m:e>
+                  <m:r>
+                    <m:t>F</m:t>
+                  </m:r>
+                  <m:r>
+                    <m:t>S</m:t>
+                  </m:r>
+                  <m:r>
+                    <m:t>T</m:t>
+                  </m:r>
+                  <m:sSup>
+                    <m:e>
+                      <m:r>
+                        <m:t>S</m:t>
+                      </m:r>
+                    </m:e>
+                    <m:sup>
+                      <m:r>
+                        <m:t>2</m:t>
+                      </m:r>
+                    </m:sup>
+                  </m:sSup>
+                  <m:r>
+                    <m:rPr>
+                      <m:sty m:val="p"/>
+                    </m:rPr>
+                    <m:t>×</m:t>
+                  </m:r>
+                  <m:r>
+                    <m:rPr>
+                      <m:nor/>
+                      <m:sty m:val="p"/>
+                    </m:rPr>
+                    <m:t>wave</m:t>
+                  </m:r>
+                </m:e>
+              </m:d>
+            </m:e>
+            <m:sub>
+              <m:r>
+                <m:t>i</m:t>
+              </m:r>
+              <m:r>
+                <m:t>t</m:t>
+              </m:r>
+            </m:sub>
+          </m:sSub>
+        </m:oMath>
+      </m:oMathPara>
     </w:p>
     <w:p>
       <w:pPr>
         <w:pStyle w:val="FirstParagraph"/>
       </w:pPr>
-      <w:r>
-        <w:t xml:space="preserve">$$+ \b\beta_9 (FSTS \times TCI \times \text{wave})_{it} + \beta_{10} (FSTS^2 \times TCI \times \text{wave})_{it}$$</w:t>
-      </w:r>
+      <m:oMathPara>
+        <m:oMathParaPr>
+          <m:jc m:val="center"/>
+        </m:oMathParaPr>
+        <m:oMath>
+          <m:r>
+            <m:rPr>
+              <m:sty m:val="p"/>
+            </m:rPr>
+            <m:t>+</m:t>
+          </m:r>
+          <m:sSub>
+            <m:e>
+              <m:r>
+                <m:t>β</m:t>
+              </m:r>
+            </m:e>
+            <m:sub>
+              <m:r>
+                <m:t>9</m:t>
+              </m:r>
+            </m:sub>
+          </m:sSub>
+          <m:sSub>
+            <m:e>
+              <m:d>
+                <m:dPr>
+                  <m:begChr m:val="("/>
+                  <m:endChr m:val=")"/>
+                  <m:sepChr m:val=""/>
+                  <m:grow/>
+                </m:dPr>
+                <m:e>
+                  <m:r>
+                    <m:t>F</m:t>
+                  </m:r>
+                  <m:r>
+                    <m:t>S</m:t>
+                  </m:r>
+                  <m:r>
+                    <m:t>T</m:t>
+                  </m:r>
+                  <m:r>
+                    <m:t>S</m:t>
+                  </m:r>
+                  <m:r>
+                    <m:rPr>
+                      <m:sty m:val="p"/>
+                    </m:rPr>
+                    <m:t>×</m:t>
+                  </m:r>
+                  <m:r>
+                    <m:t>T</m:t>
+                  </m:r>
+                  <m:r>
+                    <m:t>C</m:t>
+                  </m:r>
+                  <m:r>
+                    <m:t>I</m:t>
+                  </m:r>
+                  <m:r>
+                    <m:rPr>
+                      <m:sty m:val="p"/>
+                    </m:rPr>
+                    <m:t>×</m:t>
+                  </m:r>
+                  <m:r>
+                    <m:rPr>
+                      <m:nor/>
+                      <m:sty m:val="p"/>
+                    </m:rPr>
+                    <m:t>wave</m:t>
+                  </m:r>
+                </m:e>
+              </m:d>
+            </m:e>
+            <m:sub>
+              <m:r>
+                <m:t>i</m:t>
+              </m:r>
+              <m:r>
+                <m:t>t</m:t>
+              </m:r>
+            </m:sub>
+          </m:sSub>
+          <m:r>
+            <m:rPr>
+              <m:sty m:val="p"/>
+            </m:rPr>
+            <m:t>+</m:t>
+          </m:r>
+          <m:sSub>
+            <m:e>
+              <m:r>
+                <m:t>β</m:t>
+              </m:r>
+            </m:e>
+            <m:sub>
+              <m:r>
+                <m:t>10</m:t>
+              </m:r>
+            </m:sub>
+          </m:sSub>
+          <m:sSub>
+            <m:e>
+              <m:d>
+                <m:dPr>
+                  <m:begChr m:val="("/>
+                  <m:endChr m:val=")"/>
+                  <m:sepChr m:val=""/>
+                  <m:grow/>
+                </m:dPr>
+                <m:e>
+                  <m:r>
+                    <m:t>F</m:t>
+                  </m:r>
+                  <m:r>
+                    <m:t>S</m:t>
+                  </m:r>
+                  <m:r>
+                    <m:t>T</m:t>
+                  </m:r>
+                  <m:sSup>
+                    <m:e>
+                      <m:r>
+                        <m:t>S</m:t>
+                      </m:r>
+                    </m:e>
+                    <m:sup>
+                      <m:r>
+                        <m:t>2</m:t>
+                      </m:r>
+                    </m:sup>
+                  </m:sSup>
+                  <m:r>
+                    <m:rPr>
+                      <m:sty m:val="p"/>
+                    </m:rPr>
+                    <m:t>×</m:t>
+                  </m:r>
+                  <m:r>
+                    <m:t>T</m:t>
+                  </m:r>
+                  <m:r>
+                    <m:t>C</m:t>
+                  </m:r>
+                  <m:r>
+                    <m:t>I</m:t>
+                  </m:r>
+                  <m:r>
+                    <m:rPr>
+                      <m:sty m:val="p"/>
+                    </m:rPr>
+                    <m:t>×</m:t>
+                  </m:r>
+                  <m:r>
+                    <m:rPr>
+                      <m:nor/>
+                      <m:sty m:val="p"/>
+                    </m:rPr>
+                    <m:t>wave</m:t>
+                  </m:r>
+                </m:e>
+              </m:d>
+            </m:e>
+            <m:sub>
+              <m:r>
+                <m:t>i</m:t>
+              </m:r>
+              <m:r>
+                <m:t>t</m:t>
+              </m:r>
+            </m:sub>
+          </m:sSub>
+        </m:oMath>
+      </m:oMathPara>
     </w:p>
     <w:p>
       <w:pPr>
         <w:pStyle w:val="FirstParagraph"/>
       </w:pPr>
-      <w:r>
-        <w:t xml:space="preserve">$$+ \gamma \cdot X_{it} + \v\varepsilon_{it}$$</w:t>
-      </w:r>
+      <m:oMathPara>
+        <m:oMathParaPr>
+          <m:jc m:val="center"/>
+        </m:oMathParaPr>
+        <m:oMath>
+          <m:r>
+            <m:rPr>
+              <m:sty m:val="p"/>
+            </m:rPr>
+            <m:t>+</m:t>
+          </m:r>
+          <m:r>
+            <m:t>γ</m:t>
+          </m:r>
+          <m:r>
+            <m:rPr>
+              <m:sty m:val="p"/>
+            </m:rPr>
+            <m:t>⋅</m:t>
+          </m:r>
+          <m:sSub>
+            <m:e>
+              <m:r>
+                <m:t>X</m:t>
+              </m:r>
+            </m:e>
+            <m:sub>
+              <m:r>
+                <m:t>i</m:t>
+              </m:r>
+              <m:r>
+                <m:t>t</m:t>
+              </m:r>
+            </m:sub>
+          </m:sSub>
+          <m:r>
+            <m:rPr>
+              <m:sty m:val="p"/>
+            </m:rPr>
+            <m:t>+</m:t>
+          </m:r>
+          <m:sSub>
+            <m:e>
+              <m:r>
+                <m:t>ε</m:t>
+              </m:r>
+            </m:e>
+            <m:sub>
+              <m:r>
+                <m:t>i</m:t>
+              </m:r>
+              <m:r>
+                <m:t>t</m:t>
+              </m:r>
+            </m:sub>
+          </m:sSub>
+        </m:oMath>
+      </m:oMathPara>
     </w:p>
     <w:p>
       <w:pPr>
@@ -3712,7 +5364,53 @@
         <w:t xml:space="preserve"> </w:t>
       </w:r>
       <w:r>
-        <w:t xml:space="preserve">(cross-wave curvature shift): H₀: β₇ = β₈ = 0 [H2b null, turning point stable across waves]</w:t>
+        <w:t xml:space="preserve">(cross-wave curvature shift): H₀:</w:t>
+      </w:r>
+      <w:r>
+        <w:t xml:space="preserve"> </w:t>
+      </w:r>
+      <m:oMath>
+        <m:sSub>
+          <m:e>
+            <m:r>
+              <m:t>β</m:t>
+            </m:r>
+          </m:e>
+          <m:sub>
+            <m:r>
+              <m:t>7</m:t>
+            </m:r>
+          </m:sub>
+        </m:sSub>
+      </m:oMath>
+      <w:r>
+        <w:t xml:space="preserve"> </w:t>
+      </w:r>
+      <w:r>
+        <w:t xml:space="preserve">=</w:t>
+      </w:r>
+      <w:r>
+        <w:t xml:space="preserve"> </w:t>
+      </w:r>
+      <m:oMath>
+        <m:sSub>
+          <m:e>
+            <m:r>
+              <m:t>β</m:t>
+            </m:r>
+          </m:e>
+          <m:sub>
+            <m:r>
+              <m:t>8</m:t>
+            </m:r>
+          </m:sub>
+        </m:sSub>
+      </m:oMath>
+      <w:r>
+        <w:t xml:space="preserve"> </w:t>
+      </w:r>
+      <w:r>
+        <w:t xml:space="preserve">= 0 [H2b null, turning point stable across waves]</w:t>
       </w:r>
       <w:r>
         <w:t xml:space="preserve"> </w:t>
@@ -3734,7 +5432,53 @@
         <w:t xml:space="preserve"> </w:t>
       </w:r>
       <w:r>
-        <w:t xml:space="preserve">(within-wave capability moderation): H₀: β₅ = β₆ = 0 [H3 null, TCI does not moderate I–P curve shape]</w:t>
+        <w:t xml:space="preserve">(within-wave capability moderation): H₀:</w:t>
+      </w:r>
+      <w:r>
+        <w:t xml:space="preserve"> </w:t>
+      </w:r>
+      <m:oMath>
+        <m:sSub>
+          <m:e>
+            <m:r>
+              <m:t>β</m:t>
+            </m:r>
+          </m:e>
+          <m:sub>
+            <m:r>
+              <m:t>5</m:t>
+            </m:r>
+          </m:sub>
+        </m:sSub>
+      </m:oMath>
+      <w:r>
+        <w:t xml:space="preserve"> </w:t>
+      </w:r>
+      <w:r>
+        <w:t xml:space="preserve">=</w:t>
+      </w:r>
+      <w:r>
+        <w:t xml:space="preserve"> </w:t>
+      </w:r>
+      <m:oMath>
+        <m:sSub>
+          <m:e>
+            <m:r>
+              <m:t>β</m:t>
+            </m:r>
+          </m:e>
+          <m:sub>
+            <m:r>
+              <m:t>6</m:t>
+            </m:r>
+          </m:sub>
+        </m:sSub>
+      </m:oMath>
+      <w:r>
+        <w:t xml:space="preserve"> </w:t>
+      </w:r>
+      <w:r>
+        <w:t xml:space="preserve">= 0 [H3 null, TCI does not moderate I–P curve shape]</w:t>
       </w:r>
       <w:r>
         <w:t xml:space="preserve"> </w:t>
@@ -3756,7 +5500,67 @@
         <w:t xml:space="preserve"> </w:t>
       </w:r>
       <w:r>
-        <w:t xml:space="preserve">(capability-conditioned cross-wave shift): H₀: β₉ = β₁₀ = 0 [H4b null, TCI × wave shift is zero]</w:t>
+        <w:t xml:space="preserve">(capability-conditioned cross-wave shift): H₀:</w:t>
+      </w:r>
+      <w:r>
+        <w:t xml:space="preserve"> </w:t>
+      </w:r>
+      <m:oMath>
+        <m:sSub>
+          <m:e>
+            <m:r>
+              <m:t>β</m:t>
+            </m:r>
+          </m:e>
+          <m:sub>
+            <m:r>
+              <m:t>9</m:t>
+            </m:r>
+          </m:sub>
+        </m:sSub>
+      </m:oMath>
+      <w:r>
+        <w:t xml:space="preserve"> </w:t>
+      </w:r>
+      <w:r>
+        <w:t xml:space="preserve">=</w:t>
+      </w:r>
+      <w:r>
+        <w:t xml:space="preserve"> </w:t>
+      </w:r>
+      <m:oMath>
+        <m:sSub>
+          <m:e>
+            <m:r>
+              <m:t>β</m:t>
+            </m:r>
+          </m:e>
+          <m:sub>
+            <m:r>
+              <m:t>1</m:t>
+            </m:r>
+          </m:sub>
+        </m:sSub>
+      </m:oMath>
+      <w:r>
+        <w:t xml:space="preserve">₀ = 0 [H4b null, TCI</w:t>
+      </w:r>
+      <w:r>
+        <w:t xml:space="preserve"> </w:t>
+      </w:r>
+      <m:oMath>
+        <m:r>
+          <m:rPr>
+            <m:sty m:val="p"/>
+          </m:rPr>
+          <m:t>×</m:t>
+        </m:r>
+      </m:oMath>
+      <w:r>
+        <w:t xml:space="preserve"> </w:t>
+      </w:r>
+      <w:r>
+        <w:t xml:space="preserve">wave shift is zero]</w:t>
       </w:r>
     </w:p>
     <w:p>
@@ -3764,7 +5568,18 @@
         <w:pStyle w:val="BodyText"/>
       </w:pPr>
       <w:r>
-        <w:t xml:space="preserve">Results: F1 = 2.24, p = .107 (NOT rejected); F2 = 3.26, p = .039 (marginal; does not survive Bonferroni α* = .017); F3 = 0.27, p = .760 (NOT rejected). Consistent with H2b (structural durability) and H4b (null capability-curvature moderation).</w:t>
+        <w:t xml:space="preserve">Results: F1 = 2.24, p = .107 (NOT rejected); F2 = 3.26, p = .039 (marginal; does not survive Bonferroni</w:t>
+      </w:r>
+      <w:r>
+        <w:t xml:space="preserve"> </w:t>
+      </w:r>
+      <m:oMath>
+        <m:r>
+          <m:t>α</m:t>
+        </m:r>
+      </m:oMath>
+      <w:r>
+        <w:t xml:space="preserve">* = .017); F3 = 0.27, p = .760 (NOT rejected). Consistent with H2b (structural durability) and H4b (null capability-curvature moderation).</w:t>
       </w:r>
     </w:p>
     <w:p>
@@ -3799,7 +5614,55 @@
         <w:pStyle w:val="FirstParagraph"/>
       </w:pPr>
       <w:r>
-        <w:t xml:space="preserve">Table 1 summarises the main analytic sample (sample_base) by wave. The 2012 wave (N = 2,610) has mean log labour productivity of 12.52 (SD 1.19) and mean export intensity of 5.2 %, with 19.4 % of firms reporting any positive direct-export intensity. The 2024 wave (N = 1,934) shows mean log labour productivity of 13.01 (SD 1.35), an upward level shift of 0.49 log units, and mean export intensity of 3.6 %, with 12.4 % of firms reporting any positive direct-export intensity. The decline in the share of exporters between 2012 and 2024 is consistent with broader evidence of Chinese private-firm retreat from direct export markets. TCI_full is available for 1,639 firms in 2012 (63 %) and 1,920 firms in 2024 (99 %), reflecting a significant improvement in WBES coverage of innovation-related items in the 2024 wave. DAI_core (own-website) is available for all sample_base observations.</w:t>
+        <w:t xml:space="preserve">Table 1 summarises the main analytic sample (sample_base) by wave. The 2012 wave (N = 2,610) has mean log labour productivity of 12.52 (SD 1.19) and mean export intensity of 5.2 %, with 19.4 % of firms reporting any positive direct-export intensity. The 2024 wave (N = 1,934) shows mean log labour productivity of 13.01 (SD 1.35), an upward level shift of 0.49 log units, and mean export intensity of 3.6 %, with 12.4 % of firms reporting any positive direct-export intensity. The decline in the share of exporters between 2012 and 2024 is consistent with broader evidence of Chinese private-firm retreat from direct export markets.</w:t>
+      </w:r>
+      <w:r>
+        <w:t xml:space="preserve"> </w:t>
+      </w:r>
+      <m:oMath>
+        <m:sSub>
+          <m:e>
+            <m:r>
+              <m:rPr>
+                <m:nor/>
+                <m:sty m:val="p"/>
+              </m:rPr>
+              <m:t>TCI</m:t>
+            </m:r>
+          </m:e>
+          <m:sub>
+            <m:r>
+              <m:t>f</m:t>
+            </m:r>
+          </m:sub>
+        </m:sSub>
+      </m:oMath>
+      <w:r>
+        <w:t xml:space="preserve">ull is available for 1,639 firms in 2012 (63 %) and 1,920 firms in 2024 (99 %), reflecting a significant improvement in WBES coverage of innovation-related items in the 2024 wave.</w:t>
+      </w:r>
+      <w:r>
+        <w:t xml:space="preserve"> </w:t>
+      </w:r>
+      <m:oMath>
+        <m:sSub>
+          <m:e>
+            <m:r>
+              <m:rPr>
+                <m:nor/>
+                <m:sty m:val="p"/>
+              </m:rPr>
+              <m:t>DAI</m:t>
+            </m:r>
+          </m:e>
+          <m:sub>
+            <m:r>
+              <m:t>c</m:t>
+            </m:r>
+          </m:sub>
+        </m:sSub>
+      </m:oMath>
+      <w:r>
+        <w:t xml:space="preserve">ore (own-website) is available for all sample_base observations.</w:t>
       </w:r>
     </w:p>
     <w:p>
@@ -4201,7 +6064,213 @@
         <w:pStyle w:val="FirstParagraph"/>
       </w:pPr>
       <w:r>
-        <w:t xml:space="preserve">Table 2 presents the main OLS results (M2 specification) for each wave and the pooled sample. FSTS carries a positive coefficient in both waves (2012: β = +1.28, SE = 0.38, p = .001; 2024: β = +1.19, SE = 0.46, p = .010), and FSTS² carries a negative coefficient in both waves (2012: β = −1.53, SE = 0.42, p &lt; .001; 2024: β = −1.58, SE = 0.50, p = .002); this positive linear and negative quadratic pattern is consistent with an inverted-U relationship in both waves, consistent with H1. Following Haans, Pieters, and He (2016), all four formal conditions for a genuine inverted-U are satisfied in both waves. For the 2012 wave: (C1) β₁ = +1.28 (p = .001), confirming a positive ascending limb; (C2) β₂ = −1.53 (p &lt; .001), confirming concavity; (C3) the turning point TP* = 49.4% lies within the observed FSTS range [0%, 100%]; and (C4) the marginal effect is positive at the lower data bound (FSTS ≈ 0%) and negative at the upper bound (FSTS ≈ 100%), with opposite signs confirmed by the Lind–Mehlum (2010) u-test. These four conditions hold equivalently for the 2024 wave (β₁ = +1.19, β₂ = −1.58, TP* = 47.2%, LM p &lt; .001) and the pooled specification.</w:t>
+        <w:t xml:space="preserve">Table 2 presents the main OLS results (M2 specification) for each wave and the pooled sample. FSTS carries a positive coefficient in both waves (2012:</w:t>
+      </w:r>
+      <w:r>
+        <w:t xml:space="preserve"> </w:t>
+      </w:r>
+      <m:oMath>
+        <m:r>
+          <m:t>β</m:t>
+        </m:r>
+      </m:oMath>
+      <w:r>
+        <w:t xml:space="preserve"> </w:t>
+      </w:r>
+      <w:r>
+        <w:t xml:space="preserve">= +1.28, SE = 0.38, p = .001; 2024:</w:t>
+      </w:r>
+      <w:r>
+        <w:t xml:space="preserve"> </w:t>
+      </w:r>
+      <m:oMath>
+        <m:r>
+          <m:t>β</m:t>
+        </m:r>
+      </m:oMath>
+      <w:r>
+        <w:t xml:space="preserve"> </w:t>
+      </w:r>
+      <w:r>
+        <w:t xml:space="preserve">= +1.19, SE = 0.46, p = .010), and</w:t>
+      </w:r>
+      <w:r>
+        <w:t xml:space="preserve"> </w:t>
+      </w:r>
+      <m:oMath>
+        <m:sSup>
+          <m:e>
+            <m:r>
+              <m:rPr>
+                <m:nor/>
+                <m:sty m:val="p"/>
+              </m:rPr>
+              <m:t>FSTS</m:t>
+            </m:r>
+          </m:e>
+          <m:sup>
+            <m:r>
+              <m:t>2</m:t>
+            </m:r>
+          </m:sup>
+        </m:sSup>
+      </m:oMath>
+      <w:r>
+        <w:t xml:space="preserve"> </w:t>
+      </w:r>
+      <w:r>
+        <w:t xml:space="preserve">carries a negative coefficient in both waves (2012:</w:t>
+      </w:r>
+      <w:r>
+        <w:t xml:space="preserve"> </w:t>
+      </w:r>
+      <m:oMath>
+        <m:r>
+          <m:t>β</m:t>
+        </m:r>
+      </m:oMath>
+      <w:r>
+        <w:t xml:space="preserve"> </w:t>
+      </w:r>
+      <w:r>
+        <w:t xml:space="preserve">= −1.53, SE = 0.42, p &lt; .001; 2024:</w:t>
+      </w:r>
+      <w:r>
+        <w:t xml:space="preserve"> </w:t>
+      </w:r>
+      <m:oMath>
+        <m:r>
+          <m:t>β</m:t>
+        </m:r>
+      </m:oMath>
+      <w:r>
+        <w:t xml:space="preserve"> </w:t>
+      </w:r>
+      <w:r>
+        <w:t xml:space="preserve">= −1.58, SE = 0.50, p = .002); this positive linear and negative quadratic pattern is consistent with an inverted-U relationship in both waves, consistent with H1. Following Haans, Pieters, and He (2016), all four formal conditions for a genuine inverted-U are satisfied in both waves. For the 2012 wave: (C1)</w:t>
+      </w:r>
+      <w:r>
+        <w:t xml:space="preserve"> </w:t>
+      </w:r>
+      <m:oMath>
+        <m:sSub>
+          <m:e>
+            <m:r>
+              <m:t>β</m:t>
+            </m:r>
+          </m:e>
+          <m:sub>
+            <m:r>
+              <m:t>1</m:t>
+            </m:r>
+          </m:sub>
+        </m:sSub>
+      </m:oMath>
+      <w:r>
+        <w:t xml:space="preserve"> </w:t>
+      </w:r>
+      <w:r>
+        <w:t xml:space="preserve">= +1.28 (p = .001), confirming a positive ascending limb; (C2)</w:t>
+      </w:r>
+      <w:r>
+        <w:t xml:space="preserve"> </w:t>
+      </w:r>
+      <m:oMath>
+        <m:sSub>
+          <m:e>
+            <m:r>
+              <m:t>β</m:t>
+            </m:r>
+          </m:e>
+          <m:sub>
+            <m:r>
+              <m:t>2</m:t>
+            </m:r>
+          </m:sub>
+        </m:sSub>
+      </m:oMath>
+      <w:r>
+        <w:t xml:space="preserve"> </w:t>
+      </w:r>
+      <w:r>
+        <w:t xml:space="preserve">= −1.53 (p &lt; .001), confirming concavity; (C3) the turning point TP* = 49.4% lies within the observed FSTS range [0%, 100%]; and (C4) the marginal effect is positive at the lower data bound (FSTS</w:t>
+      </w:r>
+      <w:r>
+        <w:t xml:space="preserve"> </w:t>
+      </w:r>
+      <m:oMath>
+        <m:r>
+          <m:rPr>
+            <m:sty m:val="p"/>
+          </m:rPr>
+          <m:t>≈</m:t>
+        </m:r>
+      </m:oMath>
+      <w:r>
+        <w:t xml:space="preserve"> </w:t>
+      </w:r>
+      <w:r>
+        <w:t xml:space="preserve">0%) and negative at the upper bound (FSTS</w:t>
+      </w:r>
+      <w:r>
+        <w:t xml:space="preserve"> </w:t>
+      </w:r>
+      <m:oMath>
+        <m:r>
+          <m:rPr>
+            <m:sty m:val="p"/>
+          </m:rPr>
+          <m:t>≈</m:t>
+        </m:r>
+      </m:oMath>
+      <w:r>
+        <w:t xml:space="preserve"> </w:t>
+      </w:r>
+      <w:r>
+        <w:t xml:space="preserve">100%), with opposite signs confirmed by the Lind–Mehlum (2010) u-test. These four conditions hold equivalently for the 2024 wave (</w:t>
+      </w:r>
+      <m:oMath>
+        <m:sSub>
+          <m:e>
+            <m:r>
+              <m:t>β</m:t>
+            </m:r>
+          </m:e>
+          <m:sub>
+            <m:r>
+              <m:t>1</m:t>
+            </m:r>
+          </m:sub>
+        </m:sSub>
+      </m:oMath>
+      <w:r>
+        <w:t xml:space="preserve"> </w:t>
+      </w:r>
+      <w:r>
+        <w:t xml:space="preserve">= +1.19,</w:t>
+      </w:r>
+      <w:r>
+        <w:t xml:space="preserve"> </w:t>
+      </w:r>
+      <m:oMath>
+        <m:sSub>
+          <m:e>
+            <m:r>
+              <m:t>β</m:t>
+            </m:r>
+          </m:e>
+          <m:sub>
+            <m:r>
+              <m:t>2</m:t>
+            </m:r>
+          </m:sub>
+        </m:sSub>
+      </m:oMath>
+      <w:r>
+        <w:t xml:space="preserve"> </w:t>
+      </w:r>
+      <w:r>
+        <w:t xml:space="preserve">= −1.58, TP* = 47.2%, LM p &lt; .001) and the pooled specification.</w:t>
       </w:r>
     </w:p>
     <w:p>
@@ -4209,7 +6278,101 @@
         <w:pStyle w:val="BodyText"/>
       </w:pPr>
       <w:r>
-        <w:t xml:space="preserve">Turning-point estimates are 49.4 % (95 % CI: 43.1–55.7 %) in 2012 and 47.2 % (95 % CI: 40.8–53.6 %) in 2024. The CIs overlap substantially, consistent with temporal stability. The equality of FSTS coefficients across waves is not rejected (Paternoster z = +0.82, p = .412), and similarly for FSTS² (z = −0.61, p = .545); neither linear nor quadratic coefficient differs significantly between waves. These estimates are consistent with the interpretation that the inverted-U curvature is structurally durable: the 12-year interval spanning China’s WTO consolidation and digital transformation does not appear to shift the underlying cost-benefit inflection in internationalisation–productivity returns. The non-significant Paternoster z-statistics for both FSTS (β₁ shift: z = +0.82, p = .412) and FSTS² (β₂ shift: z = −0.61, p = .545) are consistent with H2b (structural durability) over H2a (environmental shift), indicating that neither the linear nor the quadratic coefficient differs significantly between waves at the 0.05 level.</w:t>
+        <w:t xml:space="preserve">Turning-point estimates are 49.4 % (95 % CI: 43.1–55.7 %) in 2012 and 47.2 % (95 % CI: 40.8–53.6 %) in 2024. The CIs overlap substantially, consistent with temporal stability. The equality of FSTS coefficients across waves is not rejected (Paternoster z = +0.82, p = .412), and similarly for</w:t>
+      </w:r>
+      <w:r>
+        <w:t xml:space="preserve"> </w:t>
+      </w:r>
+      <m:oMath>
+        <m:sSup>
+          <m:e>
+            <m:r>
+              <m:rPr>
+                <m:nor/>
+                <m:sty m:val="p"/>
+              </m:rPr>
+              <m:t>FSTS</m:t>
+            </m:r>
+          </m:e>
+          <m:sup>
+            <m:r>
+              <m:t>2</m:t>
+            </m:r>
+          </m:sup>
+        </m:sSup>
+      </m:oMath>
+      <w:r>
+        <w:t xml:space="preserve"> </w:t>
+      </w:r>
+      <w:r>
+        <w:t xml:space="preserve">(z = −0.61, p = .545); neither linear nor quadratic coefficient differs significantly between waves. These estimates are consistent with the interpretation that the inverted-U curvature is structurally durable: the 12-year interval spanning China’s WTO consolidation and digital transformation does not appear to shift the underlying cost-benefit inflection in internationalisation–productivity returns. The non-significant Paternoster z-statistics for both FSTS (</w:t>
+      </w:r>
+      <m:oMath>
+        <m:sSub>
+          <m:e>
+            <m:r>
+              <m:t>β</m:t>
+            </m:r>
+          </m:e>
+          <m:sub>
+            <m:r>
+              <m:t>1</m:t>
+            </m:r>
+          </m:sub>
+        </m:sSub>
+      </m:oMath>
+      <w:r>
+        <w:t xml:space="preserve"> </w:t>
+      </w:r>
+      <w:r>
+        <w:t xml:space="preserve">shift: z = +0.82, p = .412) and</w:t>
+      </w:r>
+      <w:r>
+        <w:t xml:space="preserve"> </w:t>
+      </w:r>
+      <m:oMath>
+        <m:sSup>
+          <m:e>
+            <m:r>
+              <m:rPr>
+                <m:nor/>
+                <m:sty m:val="p"/>
+              </m:rPr>
+              <m:t>FSTS</m:t>
+            </m:r>
+          </m:e>
+          <m:sup>
+            <m:r>
+              <m:t>2</m:t>
+            </m:r>
+          </m:sup>
+        </m:sSup>
+      </m:oMath>
+      <w:r>
+        <w:t xml:space="preserve"> </w:t>
+      </w:r>
+      <w:r>
+        <w:t xml:space="preserve">(</w:t>
+      </w:r>
+      <m:oMath>
+        <m:sSub>
+          <m:e>
+            <m:r>
+              <m:t>β</m:t>
+            </m:r>
+          </m:e>
+          <m:sub>
+            <m:r>
+              <m:t>2</m:t>
+            </m:r>
+          </m:sub>
+        </m:sSub>
+      </m:oMath>
+      <w:r>
+        <w:t xml:space="preserve"> </w:t>
+      </w:r>
+      <w:r>
+        <w:t xml:space="preserve">shift: z = −0.61, p = .545) are consistent with H2b (structural durability) over H2a (environmental shift), indicating that neither the linear nor the quadratic coefficient differs significantly between waves at the 0.05 level.</w:t>
       </w:r>
     </w:p>
     <w:p>
@@ -4217,7 +6380,56 @@
         <w:pStyle w:val="BodyText"/>
       </w:pPr>
       <w:r>
-        <w:t xml:space="preserve">The pooled model (N = 4,544) yields FSTS β = +1.24 (p &lt; .001) and FSTS² β = −1.55 (p &lt; .001), with turning point at 48.8 % (95 % CI: 44.2–53.4 %).</w:t>
+        <w:t xml:space="preserve">The pooled model (N = 4,544) yields FSTS</w:t>
+      </w:r>
+      <w:r>
+        <w:t xml:space="preserve"> </w:t>
+      </w:r>
+      <m:oMath>
+        <m:r>
+          <m:t>β</m:t>
+        </m:r>
+      </m:oMath>
+      <w:r>
+        <w:t xml:space="preserve"> </w:t>
+      </w:r>
+      <w:r>
+        <w:t xml:space="preserve">= +1.24 (p &lt; .001) and</w:t>
+      </w:r>
+      <w:r>
+        <w:t xml:space="preserve"> </w:t>
+      </w:r>
+      <m:oMath>
+        <m:sSup>
+          <m:e>
+            <m:r>
+              <m:rPr>
+                <m:nor/>
+                <m:sty m:val="p"/>
+              </m:rPr>
+              <m:t>FSTS</m:t>
+            </m:r>
+          </m:e>
+          <m:sup>
+            <m:r>
+              <m:t>2</m:t>
+            </m:r>
+          </m:sup>
+        </m:sSup>
+      </m:oMath>
+      <w:r>
+        <w:t xml:space="preserve"> </w:t>
+      </w:r>
+      <m:oMath>
+        <m:r>
+          <m:t>β</m:t>
+        </m:r>
+      </m:oMath>
+      <w:r>
+        <w:t xml:space="preserve"> </w:t>
+      </w:r>
+      <w:r>
+        <w:t xml:space="preserve">= −1.55 (p &lt; .001), with turning point at 48.8 % (95 % CI: 44.2–53.4 %).</w:t>
       </w:r>
     </w:p>
     <w:p>
@@ -4235,7 +6447,34 @@
         <w:t xml:space="preserve"> </w:t>
       </w:r>
       <w:r>
-        <w:t xml:space="preserve">Main OLS results: M2 specification (lnLP ~ FSTS + FSTS² + lnEmp + firmage + foreigndummy)</w:t>
+        <w:t xml:space="preserve">Main OLS results: M2 specification (lnLP ~ FSTS +</w:t>
+      </w:r>
+      <w:r>
+        <w:t xml:space="preserve"> </w:t>
+      </w:r>
+      <m:oMath>
+        <m:sSup>
+          <m:e>
+            <m:r>
+              <m:rPr>
+                <m:nor/>
+                <m:sty m:val="p"/>
+              </m:rPr>
+              <m:t>FSTS</m:t>
+            </m:r>
+          </m:e>
+          <m:sup>
+            <m:r>
+              <m:t>2</m:t>
+            </m:r>
+          </m:sup>
+        </m:sSup>
+      </m:oMath>
+      <w:r>
+        <w:t xml:space="preserve"> </w:t>
+      </w:r>
+      <w:r>
+        <w:t xml:space="preserve">+ lnEmp + firmage + foreigndummy)</w:t>
       </w:r>
     </w:p>
     <w:tbl>
@@ -4832,7 +7071,251 @@
         <w:t xml:space="preserve"> </w:t>
       </w:r>
       <w:r>
-        <w:t xml:space="preserve">PATERNOSTER TESTS (FSTS): z = +0.82, p = .412; (FSTS²): z = −0.61, p = .545. Approximate 95% CIs for cross-wave coefficient differences (Δβ ± 1.96 × |Δβ|/|z|, using rounded table values as proxy): FSTS Δβ₁ ≈ +0.09, 95% CI ≈ [−0.13, +0.31]; FSTS² Δβ₂ ≈ −0.05, 95% CI ≈ [−0.21, +0.11]. Both CIs include zero, consistent with non-rejection at α = .05. Exact Δβ and SE values available in replication materials.</w:t>
+        <w:t xml:space="preserve">PATERNOSTER TESTS (FSTS): z = +0.82, p = .412; (</w:t>
+      </w:r>
+      <m:oMath>
+        <m:sSup>
+          <m:e>
+            <m:r>
+              <m:rPr>
+                <m:nor/>
+                <m:sty m:val="p"/>
+              </m:rPr>
+              <m:t>FSTS</m:t>
+            </m:r>
+          </m:e>
+          <m:sup>
+            <m:r>
+              <m:t>2</m:t>
+            </m:r>
+          </m:sup>
+        </m:sSup>
+      </m:oMath>
+      <w:r>
+        <w:t xml:space="preserve">): z = −0.61, p = .545. Approximate 95% CIs for cross-wave coefficient differences (</w:t>
+      </w:r>
+      <m:oMath>
+        <m:r>
+          <m:t>Δ</m:t>
+        </m:r>
+      </m:oMath>
+      <m:oMath>
+        <m:r>
+          <m:t>β</m:t>
+        </m:r>
+      </m:oMath>
+      <w:r>
+        <w:t xml:space="preserve"> </w:t>
+      </w:r>
+      <m:oMath>
+        <m:r>
+          <m:rPr>
+            <m:sty m:val="p"/>
+          </m:rPr>
+          <m:t>±</m:t>
+        </m:r>
+      </m:oMath>
+      <w:r>
+        <w:t xml:space="preserve"> </w:t>
+      </w:r>
+      <w:r>
+        <w:t xml:space="preserve">1.96</w:t>
+      </w:r>
+      <w:r>
+        <w:t xml:space="preserve"> </w:t>
+      </w:r>
+      <m:oMath>
+        <m:r>
+          <m:rPr>
+            <m:sty m:val="p"/>
+          </m:rPr>
+          <m:t>×</m:t>
+        </m:r>
+      </m:oMath>
+      <w:r>
+        <w:t xml:space="preserve"> </w:t>
+      </w:r>
+      <w:r>
+        <w:t xml:space="preserve">|</w:t>
+      </w:r>
+      <m:oMath>
+        <m:r>
+          <m:t>Δ</m:t>
+        </m:r>
+      </m:oMath>
+      <m:oMath>
+        <m:r>
+          <m:t>β</m:t>
+        </m:r>
+      </m:oMath>
+      <w:r>
+        <w:t xml:space="preserve">|/|z|, using rounded table values as proxy): FSTS</w:t>
+      </w:r>
+      <w:r>
+        <w:t xml:space="preserve"> </w:t>
+      </w:r>
+      <m:oMath>
+        <m:r>
+          <m:t>Δ</m:t>
+        </m:r>
+      </m:oMath>
+      <m:oMath>
+        <m:sSub>
+          <m:e>
+            <m:r>
+              <m:t>β</m:t>
+            </m:r>
+          </m:e>
+          <m:sub>
+            <m:r>
+              <m:t>1</m:t>
+            </m:r>
+          </m:sub>
+        </m:sSub>
+      </m:oMath>
+      <w:r>
+        <w:t xml:space="preserve"> </w:t>
+      </w:r>
+      <m:oMath>
+        <m:r>
+          <m:rPr>
+            <m:sty m:val="p"/>
+          </m:rPr>
+          <m:t>≈</m:t>
+        </m:r>
+      </m:oMath>
+      <w:r>
+        <w:t xml:space="preserve"> </w:t>
+      </w:r>
+      <w:r>
+        <w:t xml:space="preserve">+0.09, 95% CI</w:t>
+      </w:r>
+      <w:r>
+        <w:t xml:space="preserve"> </w:t>
+      </w:r>
+      <m:oMath>
+        <m:r>
+          <m:rPr>
+            <m:sty m:val="p"/>
+          </m:rPr>
+          <m:t>≈</m:t>
+        </m:r>
+      </m:oMath>
+      <w:r>
+        <w:t xml:space="preserve"> </w:t>
+      </w:r>
+      <w:r>
+        <w:t xml:space="preserve">[−0.13, +0.31];</w:t>
+      </w:r>
+      <w:r>
+        <w:t xml:space="preserve"> </w:t>
+      </w:r>
+      <m:oMath>
+        <m:sSup>
+          <m:e>
+            <m:r>
+              <m:rPr>
+                <m:nor/>
+                <m:sty m:val="p"/>
+              </m:rPr>
+              <m:t>FSTS</m:t>
+            </m:r>
+          </m:e>
+          <m:sup>
+            <m:r>
+              <m:t>2</m:t>
+            </m:r>
+          </m:sup>
+        </m:sSup>
+      </m:oMath>
+      <w:r>
+        <w:t xml:space="preserve"> </w:t>
+      </w:r>
+      <m:oMath>
+        <m:r>
+          <m:t>Δ</m:t>
+        </m:r>
+      </m:oMath>
+      <m:oMath>
+        <m:sSub>
+          <m:e>
+            <m:r>
+              <m:t>β</m:t>
+            </m:r>
+          </m:e>
+          <m:sub>
+            <m:r>
+              <m:t>2</m:t>
+            </m:r>
+          </m:sub>
+        </m:sSub>
+      </m:oMath>
+      <w:r>
+        <w:t xml:space="preserve"> </w:t>
+      </w:r>
+      <m:oMath>
+        <m:r>
+          <m:rPr>
+            <m:sty m:val="p"/>
+          </m:rPr>
+          <m:t>≈</m:t>
+        </m:r>
+      </m:oMath>
+      <w:r>
+        <w:t xml:space="preserve"> </w:t>
+      </w:r>
+      <w:r>
+        <w:t xml:space="preserve">−0.05, 95% CI</w:t>
+      </w:r>
+      <w:r>
+        <w:t xml:space="preserve"> </w:t>
+      </w:r>
+      <m:oMath>
+        <m:r>
+          <m:rPr>
+            <m:sty m:val="p"/>
+          </m:rPr>
+          <m:t>≈</m:t>
+        </m:r>
+      </m:oMath>
+      <w:r>
+        <w:t xml:space="preserve"> </w:t>
+      </w:r>
+      <w:r>
+        <w:t xml:space="preserve">[−0.21, +0.11]. Both CIs include zero, consistent with non-rejection at</w:t>
+      </w:r>
+      <w:r>
+        <w:t xml:space="preserve"> </w:t>
+      </w:r>
+      <m:oMath>
+        <m:r>
+          <m:t>α</m:t>
+        </m:r>
+      </m:oMath>
+      <w:r>
+        <w:t xml:space="preserve"> </w:t>
+      </w:r>
+      <w:r>
+        <w:t xml:space="preserve">= .05. Exact</w:t>
+      </w:r>
+      <w:r>
+        <w:t xml:space="preserve"> </w:t>
+      </w:r>
+      <m:oMath>
+        <m:r>
+          <m:t>Δ</m:t>
+        </m:r>
+      </m:oMath>
+      <m:oMath>
+        <m:r>
+          <m:t>β</m:t>
+        </m:r>
+      </m:oMath>
+      <w:r>
+        <w:t xml:space="preserve"> </w:t>
+      </w:r>
+      <w:r>
+        <w:t xml:space="preserve">and SE values available in replication materials.</w:t>
       </w:r>
     </w:p>
     <w:p>
@@ -5014,7 +7497,32 @@
         <w:pStyle w:val="FirstParagraph"/>
       </w:pPr>
       <w:r>
-        <w:t xml:space="preserve">Table 3 presents the three-way moderation specification (M6) with joint F-tests. The F-tests yield: F1 (cross-wave curvature shift) = 2.24, p = .107 (NOT rejected at α = .05); F2 (capability moderation within-wave) = 3.26, p = .039 (marginal, not surviving Bonferroni correction at α* = .017); F3 (capability-conditioned cross-wave shift) = 0.27, p = .760 (NOT rejected). These results are more consistent with H4b (null capability-curvature moderation) than with H3 and H4a.</w:t>
+        <w:t xml:space="preserve">Table 3 presents the three-way moderation specification (M6) with joint F-tests. The F-tests yield: F1 (cross-wave curvature shift) = 2.24, p = .107 (NOT rejected at</w:t>
+      </w:r>
+      <w:r>
+        <w:t xml:space="preserve"> </w:t>
+      </w:r>
+      <m:oMath>
+        <m:r>
+          <m:t>α</m:t>
+        </m:r>
+      </m:oMath>
+      <w:r>
+        <w:t xml:space="preserve"> </w:t>
+      </w:r>
+      <w:r>
+        <w:t xml:space="preserve">= .05); F2 (capability moderation within-wave) = 3.26, p = .039 (marginal, not surviving Bonferroni correction at</w:t>
+      </w:r>
+      <w:r>
+        <w:t xml:space="preserve"> </w:t>
+      </w:r>
+      <m:oMath>
+        <m:r>
+          <m:t>α</m:t>
+        </m:r>
+      </m:oMath>
+      <w:r>
+        <w:t xml:space="preserve">* = .017); F3 (capability-conditioned cross-wave shift) = 0.27, p = .760 (NOT rejected). These results are more consistent with H4b (null capability-curvature moderation) than with H3 and H4a.</w:t>
       </w:r>
     </w:p>
     <w:p>
@@ -5022,7 +7530,39 @@
         <w:pStyle w:val="BodyText"/>
       </w:pPr>
       <w:r>
-        <w:t xml:space="preserve">However, the direct effects of TCI_full are positive and significant in both waves (β_z = +0.28 in 2012, p &lt; .001; +0.43 in 2024, p &lt; .001), indicating that technological capability is a robust level-shifter of productivity, not a curvature-moderator. Figure 4 summarises the direct-effect pattern.</w:t>
+        <w:t xml:space="preserve">However, the direct effects of</w:t>
+      </w:r>
+      <w:r>
+        <w:t xml:space="preserve"> </w:t>
+      </w:r>
+      <m:oMath>
+        <m:sSub>
+          <m:e>
+            <m:r>
+              <m:rPr>
+                <m:nor/>
+                <m:sty m:val="p"/>
+              </m:rPr>
+              <m:t>TCI</m:t>
+            </m:r>
+          </m:e>
+          <m:sub>
+            <m:r>
+              <m:t>f</m:t>
+            </m:r>
+          </m:sub>
+        </m:sSub>
+      </m:oMath>
+      <w:r>
+        <w:t xml:space="preserve">ull are positive and significant in both waves (</w:t>
+      </w:r>
+      <m:oMath>
+        <m:r>
+          <m:t>β</m:t>
+        </m:r>
+      </m:oMath>
+      <w:r>
+        <w:t xml:space="preserve">_z = +0.28 in 2012, p &lt; .001; +0.43 in 2024, p &lt; .001), indicating that technological capability is a robust level-shifter of productivity, not a curvature-moderator. Figure 4 summarises the direct-effect pattern.</w:t>
       </w:r>
     </w:p>
     <w:p>
@@ -5874,7 +8414,97 @@
         <w:t xml:space="preserve"> </w:t>
       </w:r>
       <w:r>
-        <w:t xml:space="preserve">Direct level‑shift coefficients of technological capability (TCI_full) and digital adoption (DAI_core) by wave for Chinese private firms. Error bars are 95 % HC1-robust confidence intervals. Both TCI_full and DAI_core show positive and significant associations in both waves.</w:t>
+        <w:t xml:space="preserve">Direct level‑shift coefficients of technological capability (</w:t>
+      </w:r>
+      <m:oMath>
+        <m:sSub>
+          <m:e>
+            <m:r>
+              <m:rPr>
+                <m:nor/>
+                <m:sty m:val="p"/>
+              </m:rPr>
+              <m:t>TCI</m:t>
+            </m:r>
+          </m:e>
+          <m:sub>
+            <m:r>
+              <m:t>f</m:t>
+            </m:r>
+          </m:sub>
+        </m:sSub>
+      </m:oMath>
+      <w:r>
+        <w:t xml:space="preserve">ull) and digital adoption (</w:t>
+      </w:r>
+      <m:oMath>
+        <m:sSub>
+          <m:e>
+            <m:r>
+              <m:rPr>
+                <m:nor/>
+                <m:sty m:val="p"/>
+              </m:rPr>
+              <m:t>DAI</m:t>
+            </m:r>
+          </m:e>
+          <m:sub>
+            <m:r>
+              <m:t>c</m:t>
+            </m:r>
+          </m:sub>
+        </m:sSub>
+      </m:oMath>
+      <w:r>
+        <w:t xml:space="preserve">ore) by wave for Chinese private firms. Error bars are 95 % HC1-robust confidence intervals. Both</w:t>
+      </w:r>
+      <w:r>
+        <w:t xml:space="preserve"> </w:t>
+      </w:r>
+      <m:oMath>
+        <m:sSub>
+          <m:e>
+            <m:r>
+              <m:rPr>
+                <m:nor/>
+                <m:sty m:val="p"/>
+              </m:rPr>
+              <m:t>TCI</m:t>
+            </m:r>
+          </m:e>
+          <m:sub>
+            <m:r>
+              <m:t>f</m:t>
+            </m:r>
+          </m:sub>
+        </m:sSub>
+      </m:oMath>
+      <w:r>
+        <w:t xml:space="preserve">ull and</w:t>
+      </w:r>
+      <w:r>
+        <w:t xml:space="preserve"> </w:t>
+      </w:r>
+      <m:oMath>
+        <m:sSub>
+          <m:e>
+            <m:r>
+              <m:rPr>
+                <m:nor/>
+                <m:sty m:val="p"/>
+              </m:rPr>
+              <m:t>DAI</m:t>
+            </m:r>
+          </m:e>
+          <m:sub>
+            <m:r>
+              <m:t>c</m:t>
+            </m:r>
+          </m:sub>
+        </m:sSub>
+      </m:oMath>
+      <w:r>
+        <w:t xml:space="preserve">ore show positive and significant associations in both waves.</w:t>
       </w:r>
     </w:p>
     <w:bookmarkEnd w:id="48"/>
@@ -5891,8 +8521,168 @@
       <w:pPr>
         <w:pStyle w:val="FirstParagraph"/>
       </w:pPr>
-      <w:r>
-        <w:t xml:space="preserve">DAI_core (own-website) is positive and significant in both waves (β_z ≈ +0.10 in 2012, p = .002; +0.12 in 2024, p &lt; .001) when entered as a control in M2. A separate mechanism-exploration model (M7) tests whether DAI_core mediates the TCI_full-to-lnLP relationship via a sequential mediation path (TCI_full to DAI_core to lnLP). Bootstrap indirect-effect estimates (n = 1,000 draws) yield small but positive indirect effects (2012: +0.018, 95 % CI [0.004, 0.039]; 2024: +0.022, 95 % CI [0.007, 0.043]), consistent with a partial-mediation reading. However, because DAI_core is a single-item binary proxy and because the WBES does not allow attribution of causality, this analysis is exploratory and reported as a</w:t>
+      <m:oMath>
+        <m:sSub>
+          <m:e>
+            <m:r>
+              <m:rPr>
+                <m:nor/>
+                <m:sty m:val="p"/>
+              </m:rPr>
+              <m:t>DAI</m:t>
+            </m:r>
+          </m:e>
+          <m:sub>
+            <m:r>
+              <m:t>c</m:t>
+            </m:r>
+          </m:sub>
+        </m:sSub>
+      </m:oMath>
+      <w:r>
+        <w:t xml:space="preserve">ore (own-website) is positive and significant in both waves (</w:t>
+      </w:r>
+      <m:oMath>
+        <m:r>
+          <m:t>β</m:t>
+        </m:r>
+      </m:oMath>
+      <w:r>
+        <w:t xml:space="preserve">_z</w:t>
+      </w:r>
+      <w:r>
+        <w:t xml:space="preserve"> </w:t>
+      </w:r>
+      <m:oMath>
+        <m:r>
+          <m:rPr>
+            <m:sty m:val="p"/>
+          </m:rPr>
+          <m:t>≈</m:t>
+        </m:r>
+      </m:oMath>
+      <w:r>
+        <w:t xml:space="preserve"> </w:t>
+      </w:r>
+      <w:r>
+        <w:t xml:space="preserve">+0.10 in 2012, p = .002; +0.12 in 2024, p &lt; .001) when entered as a control in M2. A separate mechanism-exploration model (M7) tests whether</w:t>
+      </w:r>
+      <w:r>
+        <w:t xml:space="preserve"> </w:t>
+      </w:r>
+      <m:oMath>
+        <m:sSub>
+          <m:e>
+            <m:r>
+              <m:rPr>
+                <m:nor/>
+                <m:sty m:val="p"/>
+              </m:rPr>
+              <m:t>DAI</m:t>
+            </m:r>
+          </m:e>
+          <m:sub>
+            <m:r>
+              <m:t>c</m:t>
+            </m:r>
+          </m:sub>
+        </m:sSub>
+      </m:oMath>
+      <w:r>
+        <w:t xml:space="preserve">ore mediates the</w:t>
+      </w:r>
+      <w:r>
+        <w:t xml:space="preserve"> </w:t>
+      </w:r>
+      <m:oMath>
+        <m:sSub>
+          <m:e>
+            <m:r>
+              <m:rPr>
+                <m:nor/>
+                <m:sty m:val="p"/>
+              </m:rPr>
+              <m:t>TCI</m:t>
+            </m:r>
+          </m:e>
+          <m:sub>
+            <m:r>
+              <m:t>f</m:t>
+            </m:r>
+          </m:sub>
+        </m:sSub>
+      </m:oMath>
+      <w:r>
+        <w:t xml:space="preserve">ull-to-lnLP relationship via a sequential mediation path (</w:t>
+      </w:r>
+      <m:oMath>
+        <m:sSub>
+          <m:e>
+            <m:r>
+              <m:rPr>
+                <m:nor/>
+                <m:sty m:val="p"/>
+              </m:rPr>
+              <m:t>TCI</m:t>
+            </m:r>
+          </m:e>
+          <m:sub>
+            <m:r>
+              <m:t>f</m:t>
+            </m:r>
+          </m:sub>
+        </m:sSub>
+      </m:oMath>
+      <w:r>
+        <w:t xml:space="preserve">ull to</w:t>
+      </w:r>
+      <w:r>
+        <w:t xml:space="preserve"> </w:t>
+      </w:r>
+      <m:oMath>
+        <m:sSub>
+          <m:e>
+            <m:r>
+              <m:rPr>
+                <m:nor/>
+                <m:sty m:val="p"/>
+              </m:rPr>
+              <m:t>DAI</m:t>
+            </m:r>
+          </m:e>
+          <m:sub>
+            <m:r>
+              <m:t>c</m:t>
+            </m:r>
+          </m:sub>
+        </m:sSub>
+      </m:oMath>
+      <w:r>
+        <w:t xml:space="preserve">ore to lnLP). Bootstrap indirect-effect estimates (n = 1,000 draws) yield small but positive indirect effects (2012: +0.018, 95 % CI [0.004, 0.039]; 2024: +0.022, 95 % CI [0.007, 0.043]), consistent with a partial-mediation reading. However, because</w:t>
+      </w:r>
+      <w:r>
+        <w:t xml:space="preserve"> </w:t>
+      </w:r>
+      <m:oMath>
+        <m:sSub>
+          <m:e>
+            <m:r>
+              <m:rPr>
+                <m:nor/>
+                <m:sty m:val="p"/>
+              </m:rPr>
+              <m:t>DAI</m:t>
+            </m:r>
+          </m:e>
+          <m:sub>
+            <m:r>
+              <m:t>c</m:t>
+            </m:r>
+          </m:sub>
+        </m:sSub>
+      </m:oMath>
+      <w:r>
+        <w:t xml:space="preserve">ore is a single-item binary proxy and because the WBES does not allow attribution of causality, this analysis is exploratory and reported as a</w:t>
       </w:r>
       <w:r>
         <w:t xml:space="preserve"> </w:t>
@@ -5938,7 +8728,34 @@
         <w:t xml:space="preserve"> </w:t>
       </w:r>
       <w:r>
-        <w:t xml:space="preserve">Restricting to manufacturing firms (ISIC Rev 3.1 codes 15–38 in 2012; ISIC Rev 4 codes 10–33 in 2024) yields turning points of 48.1 % (2012) and 46.4 % (2024), within the confidence intervals of the full-sample estimates. Paternoster z-tests remain non-significant (FSTS z = +0.61, p = .542; FSTS² z = −0.44, p = .660).</w:t>
+        <w:t xml:space="preserve">Restricting to manufacturing firms (ISIC Rev 3.1 codes 15–38 in 2012; ISIC Rev 4 codes 10–33 in 2024) yields turning points of 48.1 % (2012) and 46.4 % (2024), within the confidence intervals of the full-sample estimates. Paternoster z-tests remain non-significant (FSTS z = +0.61, p = .542;</w:t>
+      </w:r>
+      <w:r>
+        <w:t xml:space="preserve"> </w:t>
+      </w:r>
+      <m:oMath>
+        <m:sSup>
+          <m:e>
+            <m:r>
+              <m:rPr>
+                <m:nor/>
+                <m:sty m:val="p"/>
+              </m:rPr>
+              <m:t>FSTS</m:t>
+            </m:r>
+          </m:e>
+          <m:sup>
+            <m:r>
+              <m:t>2</m:t>
+            </m:r>
+          </m:sup>
+        </m:sSup>
+      </m:oMath>
+      <w:r>
+        <w:t xml:space="preserve"> </w:t>
+      </w:r>
+      <w:r>
+        <w:t xml:space="preserve">z = −0.44, p = .660).</w:t>
       </w:r>
     </w:p>
     <w:p>
@@ -6010,7 +8827,34 @@
         <w:t xml:space="preserve"> </w:t>
       </w:r>
       <w:r>
-        <w:t xml:space="preserve">Adding ISIC 2-digit industry fixed effects (not reported in Table 2 for parsimony) does not alter the main findings; FSTS and FSTS² remain significant with the same sign pattern.</w:t>
+        <w:t xml:space="preserve">Adding ISIC 2-digit industry fixed effects (not reported in Table 2 for parsimony) does not alter the main findings; FSTS and</w:t>
+      </w:r>
+      <w:r>
+        <w:t xml:space="preserve"> </w:t>
+      </w:r>
+      <m:oMath>
+        <m:sSup>
+          <m:e>
+            <m:r>
+              <m:rPr>
+                <m:nor/>
+                <m:sty m:val="p"/>
+              </m:rPr>
+              <m:t>FSTS</m:t>
+            </m:r>
+          </m:e>
+          <m:sup>
+            <m:r>
+              <m:t>2</m:t>
+            </m:r>
+          </m:sup>
+        </m:sSup>
+      </m:oMath>
+      <w:r>
+        <w:t xml:space="preserve"> </w:t>
+      </w:r>
+      <w:r>
+        <w:t xml:space="preserve">remain significant with the same sign pattern.</w:t>
       </w:r>
     </w:p>
     <w:p>
@@ -6113,7 +8957,50 @@
         <w:pStyle w:val="FirstParagraph"/>
       </w:pPr>
       <w:r>
-        <w:t xml:space="preserve">The null moderation finding (F2 = 3.26, p = .039, which does not survive Bonferroni correction at α* = .017, and is consistent with H4b) has a precise interpretation. TCI_full raises the productivity intercept in both waves (β_z = +0.28 in 2012, +0.43 in 2024) but does not shift the turning-point location or change the curvature. This pattern is inconsistent with H3 (rightward turning-point shift for high-capability firms) and marginally consistent with H4a only under a non-Bonferroni threshold (F2 p = .039). The finding recasts the role of technological capability from a curvature-moderator to a</w:t>
+        <w:t xml:space="preserve">The null moderation finding (F2 = 3.26, p = .039, which does not survive Bonferroni correction at</w:t>
+      </w:r>
+      <w:r>
+        <w:t xml:space="preserve"> </w:t>
+      </w:r>
+      <m:oMath>
+        <m:r>
+          <m:t>α</m:t>
+        </m:r>
+      </m:oMath>
+      <w:r>
+        <w:t xml:space="preserve">* = .017, and is consistent with H4b) has a precise interpretation.</w:t>
+      </w:r>
+      <w:r>
+        <w:t xml:space="preserve"> </w:t>
+      </w:r>
+      <m:oMath>
+        <m:sSub>
+          <m:e>
+            <m:r>
+              <m:rPr>
+                <m:nor/>
+                <m:sty m:val="p"/>
+              </m:rPr>
+              <m:t>TCI</m:t>
+            </m:r>
+          </m:e>
+          <m:sub>
+            <m:r>
+              <m:t>f</m:t>
+            </m:r>
+          </m:sub>
+        </m:sSub>
+      </m:oMath>
+      <w:r>
+        <w:t xml:space="preserve">ull raises the productivity intercept in both waves (</w:t>
+      </w:r>
+      <m:oMath>
+        <m:r>
+          <m:t>β</m:t>
+        </m:r>
+      </m:oMath>
+      <w:r>
+        <w:t xml:space="preserve">_z = +0.28 in 2012, +0.43 in 2024) but does not shift the turning-point location or change the curvature. This pattern is inconsistent with H3 (rightward turning-point shift for high-capability firms) and marginally consistent with H4a only under a non-Bonferroni threshold (F2 p = .039). The finding recasts the role of technological capability from a curvature-moderator to a</w:t>
       </w:r>
       <w:r>
         <w:t xml:space="preserve"> </w:t>
@@ -6161,8 +9048,50 @@
       <w:pPr>
         <w:pStyle w:val="FirstParagraph"/>
       </w:pPr>
-      <w:r>
-        <w:t xml:space="preserve">DAI_core (own-website) enters positively and significantly in both waves but does not add explanatory power to the inverted-U curvature beyond TCI_full. The mechanism sketch (Section 4.5) suggests a partial mediation pathway (TCI to DAI to lnLP), but the effect is small and the identification assumptions are not fully met with a single-wave cross-section. The correct interpretation is that digital presence is a complement to productivity rather than a capability construct in this setting. Researchers seeking to operationalise digital capability in future WBES-based work should consider a richer composite (Verhoef et al., 2021; Vial, 2019) once multi-item digital items become available across waves.</w:t>
+      <m:oMath>
+        <m:sSub>
+          <m:e>
+            <m:r>
+              <m:rPr>
+                <m:nor/>
+                <m:sty m:val="p"/>
+              </m:rPr>
+              <m:t>DAI</m:t>
+            </m:r>
+          </m:e>
+          <m:sub>
+            <m:r>
+              <m:t>c</m:t>
+            </m:r>
+          </m:sub>
+        </m:sSub>
+      </m:oMath>
+      <w:r>
+        <w:t xml:space="preserve">ore (own-website) enters positively and significantly in both waves but does not add explanatory power to the inverted-U curvature beyond</w:t>
+      </w:r>
+      <w:r>
+        <w:t xml:space="preserve"> </w:t>
+      </w:r>
+      <m:oMath>
+        <m:sSub>
+          <m:e>
+            <m:r>
+              <m:rPr>
+                <m:nor/>
+                <m:sty m:val="p"/>
+              </m:rPr>
+              <m:t>TCI</m:t>
+            </m:r>
+          </m:e>
+          <m:sub>
+            <m:r>
+              <m:t>f</m:t>
+            </m:r>
+          </m:sub>
+        </m:sSub>
+      </m:oMath>
+      <w:r>
+        <w:t xml:space="preserve">ull. The mechanism sketch (Section 4.5) suggests a partial mediation pathway (TCI to DAI to lnLP), but the effect is small and the identification assumptions are not fully met with a single-wave cross-section. The correct interpretation is that digital presence is a complement to productivity rather than a capability construct in this setting. Researchers seeking to operationalise digital capability in future WBES-based work should consider a richer composite (Verhoef et al., 2021; Vial, 2019) once multi-item digital items become available across waves.</w:t>
       </w:r>
     </w:p>
     <w:bookmarkEnd w:id="54"/>
@@ -6180,7 +9109,55 @@
         <w:pStyle w:val="FirstParagraph"/>
       </w:pPr>
       <w:r>
-        <w:t xml:space="preserve">Four inferential bounds apply. Because WBES data are cross-sectional within each wave and panel matching across 2012 and 2024 is not possible due to WBES anonymisation, the temporal stability analysis cannot be interpreted as within-firm change; it compares population-representative cross-sections, and longitudinal causal claims require matched-panel designs such as those available in some country-specific WBES supplements (Hitt et al., 1997). Labour productivity (log sales/employees) further conflates wage trends and capital deepening, so conclusions about productive efficiency rather than revenue-per-employee ratios remain tentative; the Levinsohn–Petrin TFP robustness check (Section 4.6) partially addresses this concern, though it introduces its own production-function assumptions (Shaver, 2020). A third bound is that the TCI_full composite relies on self-reported WBES items, which introduces common-method bias within each wave; future work could triangulate with administrative patent or certification registry data to validate the composite. The single-item DAI_core binary proxy, finally, cannot support strong conclusions about digital capability as a construct; a multi-item composite (Verhoef et al., 2021) would be needed to test the TCI–DAI mediation pathway rigorously.</w:t>
+        <w:t xml:space="preserve">Four inferential bounds apply. Because WBES data are cross-sectional within each wave and panel matching across 2012 and 2024 is not possible due to WBES anonymisation, the temporal stability analysis cannot be interpreted as within-firm change; it compares population-representative cross-sections, and longitudinal causal claims require matched-panel designs such as those available in some country-specific WBES supplements (Hitt et al., 1997). Labour productivity (log sales/employees) further conflates wage trends and capital deepening, so conclusions about productive efficiency rather than revenue-per-employee ratios remain tentative; the Levinsohn–Petrin TFP robustness check (Section 4.6) partially addresses this concern, though it introduces its own production-function assumptions (Shaver, 2020). A third bound is that the</w:t>
+      </w:r>
+      <w:r>
+        <w:t xml:space="preserve"> </w:t>
+      </w:r>
+      <m:oMath>
+        <m:sSub>
+          <m:e>
+            <m:r>
+              <m:rPr>
+                <m:nor/>
+                <m:sty m:val="p"/>
+              </m:rPr>
+              <m:t>TCI</m:t>
+            </m:r>
+          </m:e>
+          <m:sub>
+            <m:r>
+              <m:t>f</m:t>
+            </m:r>
+          </m:sub>
+        </m:sSub>
+      </m:oMath>
+      <w:r>
+        <w:t xml:space="preserve">ull composite relies on self-reported WBES items, which introduces common-method bias within each wave; future work could triangulate with administrative patent or certification registry data to validate the composite. The single-item</w:t>
+      </w:r>
+      <w:r>
+        <w:t xml:space="preserve"> </w:t>
+      </w:r>
+      <m:oMath>
+        <m:sSub>
+          <m:e>
+            <m:r>
+              <m:rPr>
+                <m:nor/>
+                <m:sty m:val="p"/>
+              </m:rPr>
+              <m:t>DAI</m:t>
+            </m:r>
+          </m:e>
+          <m:sub>
+            <m:r>
+              <m:t>c</m:t>
+            </m:r>
+          </m:sub>
+        </m:sSub>
+      </m:oMath>
+      <w:r>
+        <w:t xml:space="preserve">ore binary proxy, finally, cannot support strong conclusions about digital capability as a construct; a multi-item composite (Verhoef et al., 2021) would be needed to test the TCI–DAI mediation pathway rigorously.</w:t>
       </w:r>
     </w:p>
     <w:bookmarkEnd w:id="55"/>
@@ -6198,7 +9175,31 @@
         <w:pStyle w:val="FirstParagraph"/>
       </w:pPr>
       <w:r>
-        <w:t xml:space="preserve">Several directions emerge from this study. Future work should use WBES panel data (where available for other countries) to test within-firm temporal dynamics of the I–P threshold. The level-shift strengthening of TCI_full between waves also invites investigation of the mechanisms by which technological capability became more productivity-enhancing between 2012 and 2024, while the digital-capability proxy could be enriched using WBES’s emerging e-commerce and platform-sales items (available in some country waves), enabling a more rigorous test of the TCI–DAI mediation pathway. Readers should note that a companion analysis examines a manufacturing-only extraction and GVC-position moderator using the same WBES waves; the present manuscript focuses on the full private-firm frame and threshold stability.</w:t>
+        <w:t xml:space="preserve">Several directions emerge from this study. Future work should use WBES panel data (where available for other countries) to test within-firm temporal dynamics of the I–P threshold. The level-shift strengthening of</w:t>
+      </w:r>
+      <w:r>
+        <w:t xml:space="preserve"> </w:t>
+      </w:r>
+      <m:oMath>
+        <m:sSub>
+          <m:e>
+            <m:r>
+              <m:rPr>
+                <m:nor/>
+                <m:sty m:val="p"/>
+              </m:rPr>
+              <m:t>TCI</m:t>
+            </m:r>
+          </m:e>
+          <m:sub>
+            <m:r>
+              <m:t>f</m:t>
+            </m:r>
+          </m:sub>
+        </m:sSub>
+      </m:oMath>
+      <w:r>
+        <w:t xml:space="preserve">ull between waves also invites investigation of the mechanisms by which technological capability became more productivity-enhancing between 2012 and 2024, while the digital-capability proxy could be enriched using WBES’s emerging e-commerce and platform-sales items (available in some country waves), enabling a more rigorous test of the TCI–DAI mediation pathway. Readers should note that a companion analysis examines a manufacturing-only extraction and GVC-position moderator using the same WBES waves; the present manuscript focuses on the full private-firm frame and threshold stability.</w:t>
       </w:r>
     </w:p>
     <w:p>
@@ -6224,7 +9225,42 @@
         <w:pStyle w:val="FirstParagraph"/>
       </w:pPr>
       <w:r>
-        <w:t xml:space="preserve">This study asked whether the inverted-U I–P relationship in Chinese private firms is structurally durable or wave-specific, and whether technological capability moderates the curvature. Using WBES microdata for China (2012 and 2024), we find that the turning points (49.4 % and 47.2 %) are statistically indistinguishable across waves (Paternoster z-tests: FSTS z = +0.82, p = .412; FSTS² z = −0.61, p = .545), supporting H2b (structural durability). Technological capability is a robust positive level-shifter of productivity (β_z = +0.28 in 2012, +0.43 in 2024; both p &lt; .001) but does not significantly moderate the inverted-U curvature (F2 = 3.26, p = .039, not surviving Bonferroni correction; consistent with H4b), challenging dynamic-capabilities arguments that capability extends the performance-enhancing range of internationalisation. The result recasts the inverted-U threshold from a sample-specific regularity to an enduring structural feature of the Chinese private-firm I–P relationship, with implications for both theory and managerial practice.</w:t>
+        <w:t xml:space="preserve">This study asked whether the inverted-U I–P relationship in Chinese private firms is structurally durable or wave-specific, and whether technological capability moderates the curvature. Using WBES microdata for China (2012 and 2024), we find that the turning points (49.4 % and 47.2 %) are statistically indistinguishable across waves (Paternoster z-tests: FSTS z = +0.82, p = .412;</w:t>
+      </w:r>
+      <w:r>
+        <w:t xml:space="preserve"> </w:t>
+      </w:r>
+      <m:oMath>
+        <m:sSup>
+          <m:e>
+            <m:r>
+              <m:rPr>
+                <m:nor/>
+                <m:sty m:val="p"/>
+              </m:rPr>
+              <m:t>FSTS</m:t>
+            </m:r>
+          </m:e>
+          <m:sup>
+            <m:r>
+              <m:t>2</m:t>
+            </m:r>
+          </m:sup>
+        </m:sSup>
+      </m:oMath>
+      <w:r>
+        <w:t xml:space="preserve"> </w:t>
+      </w:r>
+      <w:r>
+        <w:t xml:space="preserve">z = −0.61, p = .545), supporting H2b (structural durability). Technological capability is a robust positive level-shifter of productivity (</w:t>
+      </w:r>
+      <m:oMath>
+        <m:r>
+          <m:t>β</m:t>
+        </m:r>
+      </m:oMath>
+      <w:r>
+        <w:t xml:space="preserve">_z = +0.28 in 2012, +0.43 in 2024; both p &lt; .001) but does not significantly moderate the inverted-U curvature (F2 = 3.26, p = .039, not surviving Bonferroni correction; consistent with H4b), challenging dynamic-capabilities arguments that capability extends the performance-enhancing range of internationalisation. The result recasts the inverted-U threshold from a sample-specific regularity to an enduring structural feature of the Chinese private-firm I–P relationship, with implications for both theory and managerial practice.</w:t>
       </w:r>
     </w:p>
     <w:p>

--- a/dist/downloads/manuscripts_en/p5_china_en.docx
+++ b/dist/downloads/manuscripts_en/p5_china_en.docx
@@ -9109,7 +9109,7 @@
         <w:pStyle w:val="FirstParagraph"/>
       </w:pPr>
       <w:r>
-        <w:t xml:space="preserve">Four inferential bounds apply. Because WBES data are cross-sectional within each wave and panel matching across 2012 and 2024 is not possible due to WBES anonymisation, the temporal stability analysis cannot be interpreted as within-firm change; it compares population-representative cross-sections, and longitudinal causal claims require matched-panel designs such as those available in some country-specific WBES supplements (Hitt et al., 1997). Labour productivity (log sales/employees) further conflates wage trends and capital deepening, so conclusions about productive efficiency rather than revenue-per-employee ratios remain tentative; the Levinsohn–Petrin TFP robustness check (Section 4.6) partially addresses this concern, though it introduces its own production-function assumptions (Shaver, 2020). A third bound is that the</w:t>
+        <w:t xml:space="preserve">Five inferential bounds apply. Because WBES data are cross-sectional within each wave and panel matching across 2012 and 2024 is not possible due to WBES anonymisation, the temporal stability analysis cannot be interpreted as within-firm change; it compares population-representative cross-sections, and longitudinal causal claims require matched-panel designs such as those available in some country-specific WBES supplements (Hitt et al., 1997). Labour productivity (log sales/employees) further conflates wage trends and capital deepening, so conclusions about productive efficiency rather than revenue-per-employee ratios remain tentative; the Levinsohn–Petrin TFP robustness check (Section 4.6) partially addresses this concern, though it introduces its own production-function assumptions (Shaver, 2020). A third bound is that the</w:t>
       </w:r>
       <w:r>
         <w:t xml:space="preserve"> </w:t>
@@ -9157,7 +9157,7 @@
         </m:sSub>
       </m:oMath>
       <w:r>
-        <w:t xml:space="preserve">ore binary proxy, finally, cannot support strong conclusions about digital capability as a construct; a multi-item composite (Verhoef et al., 2021) would be needed to test the TCI–DAI mediation pathway rigorously.</w:t>
+        <w:t xml:space="preserve">ore binary proxy, finally, cannot support strong conclusions about digital capability as a construct; a multi-item composite (Verhoef et al., 2021) would be needed to test the TCI–DAI mediation pathway rigorously. Fifth, all variable construction and harmonization decisions across the two waves were made by the present author group; while these decisions are mechanically reproducible from the documented WBES item-code mappings, no formal inter-coder reliability check on the harmonization choices themselves has been performed. The harmonization protocol is openly available in the replication package.</w:t>
       </w:r>
     </w:p>
     <w:bookmarkEnd w:id="55"/>
